--- a/Practicas/doc modificar.docx
+++ b/Practicas/doc modificar.docx
@@ -814,6 +814,10 @@
       <w:pPr>
         <w:spacing w:before="24"/>
         <w:ind w:left="345"/>
+        <w:rPr>
+          <w:b/>
+          <w:spacing w:val="-7"/>
+        </w:rPr>
       </w:pPr>
       <w:r>
         <w:rPr>
@@ -866,6 +870,48 @@
           <w:spacing w:val="-7"/>
         </w:rPr>
         <w:t xml:space="preserve"> </w:t>
+      </w:r>
+      <w:r>
+        <w:rPr>
+          <w:b/>
+          <w:spacing w:val="-7"/>
+        </w:rPr>
+        <w:t xml:space="preserve">Guatemala, Guatemala </w:t>
+      </w:r>
+    </w:p>
+    <w:p>
+      <w:pPr>
+        <w:spacing w:before="24"/>
+        <w:ind w:left="345"/>
+      </w:pPr>
+      <w:r>
+        <w:t>*</w:t>
+      </w:r>
+      <w:r>
+        <w:t xml:space="preserve">Prácticas aplicadas en empresa ubicada en Ciudad de Guatemala, con participación en proyecto en ejecución en </w:t>
+      </w:r>
+      <w:proofErr w:type="gramStart"/>
+      <w:r>
+        <w:t xml:space="preserve">el </w:t>
+      </w:r>
+      <w:r>
+        <w:t xml:space="preserve"> municipio</w:t>
+      </w:r>
+      <w:proofErr w:type="gramEnd"/>
+      <w:r>
+        <w:t xml:space="preserve"> de Cantel, </w:t>
+      </w:r>
+      <w:r>
+        <w:t>Quetzaltenango.</w:t>
+      </w:r>
+    </w:p>
+    <w:p>
+      <w:pPr>
+        <w:spacing w:before="24"/>
+        <w:ind w:left="345"/>
+      </w:pPr>
+      <w:r>
+        <w:t xml:space="preserve">*Dirección de ejecución de Proyecto: </w:t>
       </w:r>
     </w:p>
     <w:p>
@@ -1003,15 +1049,13 @@
         </w:rPr>
         <w:t xml:space="preserve"> </w:t>
       </w:r>
-      <w:proofErr w:type="spellStart"/>
       <w:r>
         <w:rPr>
           <w:color w:val="FF0000"/>
           <w:spacing w:val="-2"/>
         </w:rPr>
-        <w:t>Area</w:t>
-      </w:r>
-      <w:proofErr w:type="spellEnd"/>
+        <w:t>Área</w:t>
+      </w:r>
       <w:r>
         <w:rPr>
           <w:color w:val="FF0000"/>

--- a/Practicas/doc modificar.docx
+++ b/Practicas/doc modificar.docx
@@ -8,65 +8,103 @@
         <w:spacing w:before="81"/>
         <w:ind w:right="356"/>
         <w:jc w:val="right"/>
+        <w:rPr>
+          <w:color w:val="000000" w:themeColor="text1"/>
+          <w:sz w:val="24"/>
+          <w:szCs w:val="24"/>
+        </w:rPr>
       </w:pPr>
       <w:r>
         <w:rPr>
-          <w:color w:val="FF0000"/>
+          <w:color w:val="000000" w:themeColor="text1"/>
           <w:spacing w:val="-2"/>
+          <w:sz w:val="24"/>
+          <w:szCs w:val="24"/>
         </w:rPr>
         <w:t>FECHA</w:t>
+      </w:r>
+      <w:r>
+        <w:rPr>
+          <w:color w:val="000000" w:themeColor="text1"/>
+          <w:spacing w:val="-2"/>
+          <w:sz w:val="24"/>
+          <w:szCs w:val="24"/>
+        </w:rPr>
+        <w:t>: 23/07/2025</w:t>
       </w:r>
     </w:p>
     <w:p>
       <w:pPr>
         <w:pStyle w:val="Textoindependiente"/>
         <w:spacing w:before="44"/>
+        <w:rPr>
+          <w:color w:val="000000" w:themeColor="text1"/>
+          <w:sz w:val="24"/>
+          <w:szCs w:val="24"/>
+        </w:rPr>
       </w:pPr>
     </w:p>
     <w:p>
       <w:pPr>
         <w:pStyle w:val="Textoindependiente"/>
         <w:ind w:left="345"/>
+        <w:rPr>
+          <w:color w:val="000000" w:themeColor="text1"/>
+          <w:sz w:val="24"/>
+          <w:szCs w:val="24"/>
+        </w:rPr>
       </w:pPr>
       <w:proofErr w:type="spellStart"/>
       <w:r>
         <w:rPr>
-          <w:color w:val="FF0000"/>
+          <w:color w:val="000000" w:themeColor="text1"/>
+          <w:sz w:val="24"/>
+          <w:szCs w:val="24"/>
         </w:rPr>
         <w:t>Jose</w:t>
       </w:r>
       <w:proofErr w:type="spellEnd"/>
       <w:r>
         <w:rPr>
-          <w:color w:val="FF0000"/>
+          <w:color w:val="000000" w:themeColor="text1"/>
+          <w:sz w:val="24"/>
+          <w:szCs w:val="24"/>
         </w:rPr>
         <w:t xml:space="preserve"> Ricardo </w:t>
       </w:r>
       <w:proofErr w:type="spellStart"/>
       <w:r>
         <w:rPr>
-          <w:color w:val="FF0000"/>
+          <w:color w:val="000000" w:themeColor="text1"/>
+          <w:sz w:val="24"/>
+          <w:szCs w:val="24"/>
         </w:rPr>
         <w:t>Merida</w:t>
       </w:r>
       <w:proofErr w:type="spellEnd"/>
       <w:r>
         <w:rPr>
-          <w:color w:val="FF0000"/>
+          <w:color w:val="000000" w:themeColor="text1"/>
+          <w:sz w:val="24"/>
+          <w:szCs w:val="24"/>
         </w:rPr>
         <w:t xml:space="preserve"> </w:t>
       </w:r>
       <w:proofErr w:type="spellStart"/>
       <w:r>
         <w:rPr>
-          <w:color w:val="FF0000"/>
+          <w:color w:val="000000" w:themeColor="text1"/>
+          <w:sz w:val="24"/>
+          <w:szCs w:val="24"/>
         </w:rPr>
         <w:t>Lopez</w:t>
       </w:r>
       <w:proofErr w:type="spellEnd"/>
       <w:r>
         <w:rPr>
-          <w:color w:val="FF0000"/>
+          <w:color w:val="000000" w:themeColor="text1"/>
+          <w:sz w:val="24"/>
+          <w:szCs w:val="24"/>
         </w:rPr>
         <w:t xml:space="preserve"> </w:t>
       </w:r>
@@ -77,57 +115,101 @@
         <w:spacing w:before="20" w:line="266" w:lineRule="auto"/>
         <w:ind w:left="345" w:right="4733"/>
         <w:rPr>
-          <w:color w:val="FF0000"/>
+          <w:color w:val="000000" w:themeColor="text1"/>
+          <w:sz w:val="24"/>
+          <w:szCs w:val="24"/>
         </w:rPr>
       </w:pPr>
       <w:r>
+        <w:rPr>
+          <w:color w:val="000000" w:themeColor="text1"/>
+          <w:sz w:val="24"/>
+          <w:szCs w:val="24"/>
+        </w:rPr>
         <w:t>Docente</w:t>
       </w:r>
       <w:r>
         <w:rPr>
+          <w:color w:val="000000" w:themeColor="text1"/>
           <w:spacing w:val="-11"/>
-        </w:rPr>
-        <w:t xml:space="preserve"> </w:t>
-      </w:r>
-      <w:r>
+          <w:sz w:val="24"/>
+          <w:szCs w:val="24"/>
+        </w:rPr>
+        <w:t xml:space="preserve"> </w:t>
+      </w:r>
+      <w:r>
+        <w:rPr>
+          <w:color w:val="000000" w:themeColor="text1"/>
+          <w:sz w:val="24"/>
+          <w:szCs w:val="24"/>
+        </w:rPr>
         <w:t>de</w:t>
       </w:r>
       <w:r>
         <w:rPr>
+          <w:color w:val="000000" w:themeColor="text1"/>
           <w:spacing w:val="-11"/>
-        </w:rPr>
-        <w:t xml:space="preserve"> </w:t>
-      </w:r>
-      <w:r>
+          <w:sz w:val="24"/>
+          <w:szCs w:val="24"/>
+        </w:rPr>
+        <w:t xml:space="preserve"> </w:t>
+      </w:r>
+      <w:r>
+        <w:rPr>
+          <w:color w:val="000000" w:themeColor="text1"/>
+          <w:sz w:val="24"/>
+          <w:szCs w:val="24"/>
+        </w:rPr>
         <w:t>Prácticas</w:t>
       </w:r>
       <w:r>
         <w:rPr>
+          <w:color w:val="000000" w:themeColor="text1"/>
           <w:spacing w:val="-11"/>
-        </w:rPr>
-        <w:t xml:space="preserve"> </w:t>
-      </w:r>
-      <w:r>
+          <w:sz w:val="24"/>
+          <w:szCs w:val="24"/>
+        </w:rPr>
+        <w:t xml:space="preserve"> </w:t>
+      </w:r>
+      <w:r>
+        <w:rPr>
+          <w:color w:val="000000" w:themeColor="text1"/>
+          <w:sz w:val="24"/>
+          <w:szCs w:val="24"/>
+        </w:rPr>
         <w:t>Finales</w:t>
       </w:r>
       <w:r>
         <w:rPr>
+          <w:color w:val="000000" w:themeColor="text1"/>
           <w:spacing w:val="-11"/>
-        </w:rPr>
-        <w:t xml:space="preserve"> </w:t>
-      </w:r>
-      <w:r>
+          <w:sz w:val="24"/>
+          <w:szCs w:val="24"/>
+        </w:rPr>
+        <w:t xml:space="preserve"> </w:t>
+      </w:r>
+      <w:r>
+        <w:rPr>
+          <w:color w:val="000000" w:themeColor="text1"/>
+          <w:sz w:val="24"/>
+          <w:szCs w:val="24"/>
+        </w:rPr>
         <w:t>Ingeniería</w:t>
       </w:r>
       <w:r>
         <w:rPr>
+          <w:color w:val="000000" w:themeColor="text1"/>
           <w:spacing w:val="-10"/>
-        </w:rPr>
-        <w:t xml:space="preserve"> </w:t>
-      </w:r>
-      <w:r>
-        <w:rPr>
-          <w:color w:val="FF0000"/>
+          <w:sz w:val="24"/>
+          <w:szCs w:val="24"/>
+        </w:rPr>
+        <w:t xml:space="preserve"> </w:t>
+      </w:r>
+      <w:r>
+        <w:rPr>
+          <w:color w:val="000000" w:themeColor="text1"/>
+          <w:sz w:val="24"/>
+          <w:szCs w:val="24"/>
         </w:rPr>
         <w:t>Civil</w:t>
       </w:r>
@@ -137,8 +219,18 @@
         <w:pStyle w:val="Textoindependiente"/>
         <w:spacing w:before="20" w:line="266" w:lineRule="auto"/>
         <w:ind w:left="345" w:right="4733"/>
+        <w:rPr>
+          <w:color w:val="000000" w:themeColor="text1"/>
+          <w:sz w:val="24"/>
+          <w:szCs w:val="24"/>
+        </w:rPr>
       </w:pPr>
       <w:r>
+        <w:rPr>
+          <w:color w:val="000000" w:themeColor="text1"/>
+          <w:sz w:val="24"/>
+          <w:szCs w:val="24"/>
+        </w:rPr>
         <w:t>División de Ciencias de la Ingeniería</w:t>
       </w:r>
     </w:p>
@@ -147,55 +239,103 @@
         <w:pStyle w:val="Textoindependiente"/>
         <w:spacing w:line="268" w:lineRule="exact"/>
         <w:ind w:left="345"/>
+        <w:rPr>
+          <w:color w:val="000000" w:themeColor="text1"/>
+          <w:sz w:val="24"/>
+          <w:szCs w:val="24"/>
+        </w:rPr>
       </w:pPr>
       <w:r>
+        <w:rPr>
+          <w:color w:val="000000" w:themeColor="text1"/>
+          <w:sz w:val="24"/>
+          <w:szCs w:val="24"/>
+        </w:rPr>
         <w:t>Centro</w:t>
       </w:r>
       <w:r>
         <w:rPr>
+          <w:color w:val="000000" w:themeColor="text1"/>
           <w:spacing w:val="-11"/>
-        </w:rPr>
-        <w:t xml:space="preserve"> </w:t>
-      </w:r>
-      <w:r>
+          <w:sz w:val="24"/>
+          <w:szCs w:val="24"/>
+        </w:rPr>
+        <w:t xml:space="preserve"> </w:t>
+      </w:r>
+      <w:r>
+        <w:rPr>
+          <w:color w:val="000000" w:themeColor="text1"/>
+          <w:sz w:val="24"/>
+          <w:szCs w:val="24"/>
+        </w:rPr>
         <w:t>Universitario</w:t>
       </w:r>
       <w:r>
         <w:rPr>
+          <w:color w:val="000000" w:themeColor="text1"/>
           <w:spacing w:val="-11"/>
-        </w:rPr>
-        <w:t xml:space="preserve"> </w:t>
-      </w:r>
-      <w:r>
+          <w:sz w:val="24"/>
+          <w:szCs w:val="24"/>
+        </w:rPr>
+        <w:t xml:space="preserve"> </w:t>
+      </w:r>
+      <w:r>
+        <w:rPr>
+          <w:color w:val="000000" w:themeColor="text1"/>
+          <w:sz w:val="24"/>
+          <w:szCs w:val="24"/>
+        </w:rPr>
         <w:t>de</w:t>
       </w:r>
       <w:r>
         <w:rPr>
+          <w:color w:val="000000" w:themeColor="text1"/>
           <w:spacing w:val="-10"/>
-        </w:rPr>
-        <w:t xml:space="preserve"> </w:t>
-      </w:r>
-      <w:r>
+          <w:sz w:val="24"/>
+          <w:szCs w:val="24"/>
+        </w:rPr>
+        <w:t xml:space="preserve"> </w:t>
+      </w:r>
+      <w:r>
+        <w:rPr>
+          <w:color w:val="000000" w:themeColor="text1"/>
+          <w:sz w:val="24"/>
+          <w:szCs w:val="24"/>
+        </w:rPr>
         <w:t>Occidente</w:t>
       </w:r>
       <w:r>
         <w:rPr>
+          <w:color w:val="000000" w:themeColor="text1"/>
           <w:spacing w:val="-11"/>
-        </w:rPr>
-        <w:t xml:space="preserve"> </w:t>
-      </w:r>
-      <w:r>
+          <w:sz w:val="24"/>
+          <w:szCs w:val="24"/>
+        </w:rPr>
+        <w:t xml:space="preserve"> </w:t>
+      </w:r>
+      <w:r>
+        <w:rPr>
+          <w:color w:val="000000" w:themeColor="text1"/>
+          <w:sz w:val="24"/>
+          <w:szCs w:val="24"/>
+        </w:rPr>
         <w:t>CUNOC</w:t>
       </w:r>
       <w:r>
         <w:rPr>
+          <w:color w:val="000000" w:themeColor="text1"/>
           <w:spacing w:val="-10"/>
-        </w:rPr>
-        <w:t xml:space="preserve"> </w:t>
-      </w:r>
-      <w:r>
-        <w:rPr>
+          <w:sz w:val="24"/>
+          <w:szCs w:val="24"/>
+        </w:rPr>
+        <w:t xml:space="preserve"> </w:t>
+      </w:r>
+      <w:r>
+        <w:rPr>
+          <w:color w:val="000000" w:themeColor="text1"/>
           <w:spacing w:val="-4"/>
+          <w:sz w:val="24"/>
+          <w:szCs w:val="24"/>
         </w:rPr>
         <w:t>USAC</w:t>
       </w:r>
@@ -203,68 +343,99 @@
     <w:p>
       <w:pPr>
         <w:pStyle w:val="Textoindependiente"/>
+        <w:rPr>
+          <w:color w:val="000000" w:themeColor="text1"/>
+          <w:sz w:val="24"/>
+          <w:szCs w:val="24"/>
+        </w:rPr>
       </w:pPr>
     </w:p>
     <w:p>
       <w:pPr>
         <w:pStyle w:val="Textoindependiente"/>
         <w:spacing w:before="63"/>
+        <w:rPr>
+          <w:color w:val="000000" w:themeColor="text1"/>
+          <w:sz w:val="24"/>
+          <w:szCs w:val="24"/>
+        </w:rPr>
       </w:pPr>
     </w:p>
     <w:p>
       <w:pPr>
         <w:pStyle w:val="Textoindependiente"/>
         <w:ind w:left="345"/>
+        <w:rPr>
+          <w:color w:val="000000" w:themeColor="text1"/>
+          <w:sz w:val="24"/>
+          <w:szCs w:val="24"/>
+        </w:rPr>
       </w:pPr>
       <w:r>
         <w:rPr>
+          <w:color w:val="000000" w:themeColor="text1"/>
           <w:spacing w:val="-2"/>
+          <w:sz w:val="24"/>
+          <w:szCs w:val="24"/>
         </w:rPr>
         <w:t>Estimado</w:t>
       </w:r>
       <w:r>
         <w:rPr>
+          <w:color w:val="000000" w:themeColor="text1"/>
           <w:spacing w:val="3"/>
+          <w:sz w:val="24"/>
+          <w:szCs w:val="24"/>
         </w:rPr>
         <w:t xml:space="preserve"> </w:t>
       </w:r>
       <w:proofErr w:type="spellStart"/>
       <w:r>
         <w:rPr>
-          <w:color w:val="FF0000"/>
+          <w:color w:val="000000" w:themeColor="text1"/>
           <w:spacing w:val="-2"/>
+          <w:sz w:val="24"/>
+          <w:szCs w:val="24"/>
         </w:rPr>
         <w:t>Jose</w:t>
       </w:r>
       <w:proofErr w:type="spellEnd"/>
       <w:r>
         <w:rPr>
-          <w:color w:val="FF0000"/>
+          <w:color w:val="000000" w:themeColor="text1"/>
           <w:spacing w:val="-2"/>
+          <w:sz w:val="24"/>
+          <w:szCs w:val="24"/>
         </w:rPr>
         <w:t xml:space="preserve"> Ricardo </w:t>
       </w:r>
       <w:proofErr w:type="spellStart"/>
       <w:r>
         <w:rPr>
-          <w:color w:val="FF0000"/>
+          <w:color w:val="000000" w:themeColor="text1"/>
           <w:spacing w:val="-2"/>
+          <w:sz w:val="24"/>
+          <w:szCs w:val="24"/>
         </w:rPr>
         <w:t>Merida</w:t>
       </w:r>
       <w:proofErr w:type="spellEnd"/>
       <w:r>
         <w:rPr>
-          <w:color w:val="FF0000"/>
+          <w:color w:val="000000" w:themeColor="text1"/>
           <w:spacing w:val="-2"/>
+          <w:sz w:val="24"/>
+          <w:szCs w:val="24"/>
         </w:rPr>
         <w:t xml:space="preserve"> </w:t>
       </w:r>
       <w:proofErr w:type="spellStart"/>
       <w:r>
         <w:rPr>
-          <w:color w:val="FF0000"/>
+          <w:color w:val="000000" w:themeColor="text1"/>
           <w:spacing w:val="-2"/>
+          <w:sz w:val="24"/>
+          <w:szCs w:val="24"/>
         </w:rPr>
         <w:t>Lopez</w:t>
       </w:r>
@@ -274,6 +445,11 @@
       <w:pPr>
         <w:pStyle w:val="Textoindependiente"/>
         <w:spacing w:before="43"/>
+        <w:rPr>
+          <w:color w:val="000000" w:themeColor="text1"/>
+          <w:sz w:val="24"/>
+          <w:szCs w:val="24"/>
+        </w:rPr>
       </w:pPr>
     </w:p>
     <w:p>
@@ -282,461 +458,817 @@
         <w:spacing w:line="264" w:lineRule="auto"/>
         <w:ind w:left="354" w:right="352" w:hanging="10"/>
         <w:jc w:val="both"/>
+        <w:rPr>
+          <w:color w:val="000000" w:themeColor="text1"/>
+          <w:sz w:val="24"/>
+          <w:szCs w:val="24"/>
+        </w:rPr>
       </w:pPr>
       <w:r>
+        <w:rPr>
+          <w:color w:val="000000" w:themeColor="text1"/>
+          <w:sz w:val="24"/>
+          <w:szCs w:val="24"/>
+        </w:rPr>
         <w:t>Reciba</w:t>
       </w:r>
       <w:r>
         <w:rPr>
+          <w:color w:val="000000" w:themeColor="text1"/>
           <w:spacing w:val="-6"/>
-        </w:rPr>
-        <w:t xml:space="preserve"> </w:t>
-      </w:r>
-      <w:r>
+          <w:sz w:val="24"/>
+          <w:szCs w:val="24"/>
+        </w:rPr>
+        <w:t xml:space="preserve"> </w:t>
+      </w:r>
+      <w:r>
+        <w:rPr>
+          <w:color w:val="000000" w:themeColor="text1"/>
+          <w:sz w:val="24"/>
+          <w:szCs w:val="24"/>
+        </w:rPr>
         <w:t>un</w:t>
       </w:r>
       <w:r>
         <w:rPr>
+          <w:color w:val="000000" w:themeColor="text1"/>
           <w:spacing w:val="-6"/>
-        </w:rPr>
-        <w:t xml:space="preserve"> </w:t>
-      </w:r>
-      <w:r>
+          <w:sz w:val="24"/>
+          <w:szCs w:val="24"/>
+        </w:rPr>
+        <w:t xml:space="preserve"> </w:t>
+      </w:r>
+      <w:r>
+        <w:rPr>
+          <w:color w:val="000000" w:themeColor="text1"/>
+          <w:sz w:val="24"/>
+          <w:szCs w:val="24"/>
+        </w:rPr>
         <w:t>cordial</w:t>
       </w:r>
       <w:r>
         <w:rPr>
+          <w:color w:val="000000" w:themeColor="text1"/>
           <w:spacing w:val="-6"/>
-        </w:rPr>
-        <w:t xml:space="preserve"> </w:t>
-      </w:r>
-      <w:r>
+          <w:sz w:val="24"/>
+          <w:szCs w:val="24"/>
+        </w:rPr>
+        <w:t xml:space="preserve"> </w:t>
+      </w:r>
+      <w:r>
+        <w:rPr>
+          <w:color w:val="000000" w:themeColor="text1"/>
+          <w:sz w:val="24"/>
+          <w:szCs w:val="24"/>
+        </w:rPr>
         <w:t>saludo,</w:t>
       </w:r>
       <w:r>
         <w:rPr>
+          <w:color w:val="000000" w:themeColor="text1"/>
           <w:spacing w:val="-6"/>
-        </w:rPr>
-        <w:t xml:space="preserve"> </w:t>
-      </w:r>
-      <w:r>
+          <w:sz w:val="24"/>
+          <w:szCs w:val="24"/>
+        </w:rPr>
+        <w:t xml:space="preserve"> </w:t>
+      </w:r>
+      <w:r>
+        <w:rPr>
+          <w:color w:val="000000" w:themeColor="text1"/>
+          <w:sz w:val="24"/>
+          <w:szCs w:val="24"/>
+        </w:rPr>
         <w:t>por</w:t>
       </w:r>
       <w:r>
         <w:rPr>
+          <w:color w:val="000000" w:themeColor="text1"/>
           <w:spacing w:val="-6"/>
-        </w:rPr>
-        <w:t xml:space="preserve"> </w:t>
-      </w:r>
-      <w:r>
+          <w:sz w:val="24"/>
+          <w:szCs w:val="24"/>
+        </w:rPr>
+        <w:t xml:space="preserve"> </w:t>
+      </w:r>
+      <w:r>
+        <w:rPr>
+          <w:color w:val="000000" w:themeColor="text1"/>
+          <w:sz w:val="24"/>
+          <w:szCs w:val="24"/>
+        </w:rPr>
         <w:t>este</w:t>
       </w:r>
       <w:r>
         <w:rPr>
+          <w:color w:val="000000" w:themeColor="text1"/>
           <w:spacing w:val="-6"/>
-        </w:rPr>
-        <w:t xml:space="preserve"> </w:t>
-      </w:r>
-      <w:r>
+          <w:sz w:val="24"/>
+          <w:szCs w:val="24"/>
+        </w:rPr>
+        <w:t xml:space="preserve"> </w:t>
+      </w:r>
+      <w:r>
+        <w:rPr>
+          <w:color w:val="000000" w:themeColor="text1"/>
+          <w:sz w:val="24"/>
+          <w:szCs w:val="24"/>
+        </w:rPr>
         <w:t>medio</w:t>
       </w:r>
       <w:r>
         <w:rPr>
+          <w:color w:val="000000" w:themeColor="text1"/>
           <w:spacing w:val="-6"/>
-        </w:rPr>
-        <w:t xml:space="preserve"> </w:t>
-      </w:r>
-      <w:r>
+          <w:sz w:val="24"/>
+          <w:szCs w:val="24"/>
+        </w:rPr>
+        <w:t xml:space="preserve"> </w:t>
+      </w:r>
+      <w:r>
+        <w:rPr>
+          <w:color w:val="000000" w:themeColor="text1"/>
+          <w:sz w:val="24"/>
+          <w:szCs w:val="24"/>
+        </w:rPr>
         <w:t>Yo:</w:t>
       </w:r>
       <w:r>
         <w:rPr>
+          <w:color w:val="000000" w:themeColor="text1"/>
           <w:spacing w:val="-6"/>
-        </w:rPr>
-        <w:t xml:space="preserve"> </w:t>
-      </w:r>
-      <w:r>
-        <w:rPr>
-          <w:color w:val="FF0000"/>
+          <w:sz w:val="24"/>
+          <w:szCs w:val="24"/>
+        </w:rPr>
+        <w:t xml:space="preserve"> </w:t>
+      </w:r>
+      <w:r>
+        <w:rPr>
+          <w:color w:val="000000" w:themeColor="text1"/>
+          <w:sz w:val="24"/>
+          <w:szCs w:val="24"/>
         </w:rPr>
         <w:t>Marlon Ivan Carreto Rivera</w:t>
       </w:r>
       <w:r>
+        <w:rPr>
+          <w:color w:val="000000" w:themeColor="text1"/>
+          <w:sz w:val="24"/>
+          <w:szCs w:val="24"/>
+        </w:rPr>
         <w:t>,</w:t>
       </w:r>
       <w:r>
         <w:rPr>
+          <w:color w:val="000000" w:themeColor="text1"/>
           <w:spacing w:val="-6"/>
-        </w:rPr>
-        <w:t xml:space="preserve"> </w:t>
-      </w:r>
-      <w:r>
+          <w:sz w:val="24"/>
+          <w:szCs w:val="24"/>
+        </w:rPr>
+        <w:t xml:space="preserve"> </w:t>
+      </w:r>
+      <w:r>
+        <w:rPr>
+          <w:color w:val="000000" w:themeColor="text1"/>
+          <w:sz w:val="24"/>
+          <w:szCs w:val="24"/>
+        </w:rPr>
         <w:t>quien</w:t>
       </w:r>
       <w:r>
         <w:rPr>
+          <w:color w:val="000000" w:themeColor="text1"/>
           <w:spacing w:val="-6"/>
-        </w:rPr>
-        <w:t xml:space="preserve"> </w:t>
-      </w:r>
-      <w:r>
+          <w:sz w:val="24"/>
+          <w:szCs w:val="24"/>
+        </w:rPr>
+        <w:t xml:space="preserve"> </w:t>
+      </w:r>
+      <w:r>
+        <w:rPr>
+          <w:color w:val="000000" w:themeColor="text1"/>
+          <w:sz w:val="24"/>
+          <w:szCs w:val="24"/>
+        </w:rPr>
         <w:t>me</w:t>
       </w:r>
       <w:r>
         <w:rPr>
+          <w:color w:val="000000" w:themeColor="text1"/>
           <w:spacing w:val="-6"/>
-        </w:rPr>
-        <w:t xml:space="preserve"> </w:t>
-      </w:r>
-      <w:r>
+          <w:sz w:val="24"/>
+          <w:szCs w:val="24"/>
+        </w:rPr>
+        <w:t xml:space="preserve"> </w:t>
+      </w:r>
+      <w:r>
+        <w:rPr>
+          <w:color w:val="000000" w:themeColor="text1"/>
+          <w:sz w:val="24"/>
+          <w:szCs w:val="24"/>
+        </w:rPr>
         <w:t>identifico</w:t>
       </w:r>
       <w:r>
         <w:rPr>
+          <w:color w:val="000000" w:themeColor="text1"/>
           <w:spacing w:val="-6"/>
-        </w:rPr>
-        <w:t xml:space="preserve"> </w:t>
-      </w:r>
-      <w:r>
+          <w:sz w:val="24"/>
+          <w:szCs w:val="24"/>
+        </w:rPr>
+        <w:t xml:space="preserve"> </w:t>
+      </w:r>
+      <w:r>
+        <w:rPr>
+          <w:color w:val="000000" w:themeColor="text1"/>
+          <w:sz w:val="24"/>
+          <w:szCs w:val="24"/>
+        </w:rPr>
         <w:t>con</w:t>
       </w:r>
       <w:r>
         <w:rPr>
+          <w:color w:val="000000" w:themeColor="text1"/>
           <w:spacing w:val="-6"/>
-        </w:rPr>
-        <w:t xml:space="preserve"> </w:t>
-      </w:r>
-      <w:r>
+          <w:sz w:val="24"/>
+          <w:szCs w:val="24"/>
+        </w:rPr>
+        <w:t xml:space="preserve"> </w:t>
+      </w:r>
+      <w:r>
+        <w:rPr>
+          <w:color w:val="000000" w:themeColor="text1"/>
+          <w:sz w:val="24"/>
+          <w:szCs w:val="24"/>
+        </w:rPr>
         <w:t>número</w:t>
       </w:r>
       <w:r>
         <w:rPr>
+          <w:color w:val="000000" w:themeColor="text1"/>
           <w:spacing w:val="-6"/>
-        </w:rPr>
-        <w:t xml:space="preserve"> </w:t>
-      </w:r>
-      <w:r>
-        <w:t>de código único de identificación, carné:</w:t>
-      </w:r>
-      <w:r>
-        <w:rPr>
-          <w:color w:val="EE0000"/>
-        </w:rPr>
-        <w:t xml:space="preserve"> </w:t>
-      </w:r>
-      <w:r>
-        <w:rPr>
-          <w:color w:val="EE0000"/>
+          <w:sz w:val="24"/>
+          <w:szCs w:val="24"/>
+        </w:rPr>
+        <w:t xml:space="preserve"> </w:t>
+      </w:r>
+      <w:r>
+        <w:rPr>
+          <w:color w:val="000000" w:themeColor="text1"/>
+          <w:sz w:val="24"/>
+          <w:szCs w:val="24"/>
+        </w:rPr>
+        <w:t xml:space="preserve">de código único de identificación, carné: </w:t>
+      </w:r>
+      <w:r>
+        <w:rPr>
+          <w:color w:val="000000" w:themeColor="text1"/>
+          <w:sz w:val="24"/>
+          <w:szCs w:val="24"/>
         </w:rPr>
         <w:t>2733955050909</w:t>
       </w:r>
       <w:r>
+        <w:rPr>
+          <w:color w:val="000000" w:themeColor="text1"/>
+          <w:sz w:val="24"/>
+          <w:szCs w:val="24"/>
+        </w:rPr>
         <w:t xml:space="preserve">, registro académico: </w:t>
       </w:r>
       <w:r>
         <w:rPr>
-          <w:color w:val="FF0000"/>
+          <w:color w:val="000000" w:themeColor="text1"/>
+          <w:sz w:val="24"/>
+          <w:szCs w:val="24"/>
         </w:rPr>
         <w:t>201230088</w:t>
       </w:r>
       <w:r>
+        <w:rPr>
+          <w:color w:val="000000" w:themeColor="text1"/>
+          <w:sz w:val="24"/>
+          <w:szCs w:val="24"/>
+        </w:rPr>
         <w:t xml:space="preserve">, con dirección en </w:t>
       </w:r>
       <w:r>
         <w:rPr>
-          <w:color w:val="EE0000"/>
+          <w:color w:val="000000" w:themeColor="text1"/>
+          <w:sz w:val="24"/>
+          <w:szCs w:val="24"/>
         </w:rPr>
         <w:t>San Juan Ostuncalco zona 2</w:t>
       </w:r>
       <w:r>
         <w:rPr>
-          <w:color w:val="FF0000"/>
-        </w:rPr>
-        <w:t xml:space="preserve">, </w:t>
-      </w:r>
-      <w:r>
-        <w:t>con número</w:t>
-      </w:r>
-      <w:r>
-        <w:rPr>
+          <w:color w:val="000000" w:themeColor="text1"/>
+          <w:sz w:val="24"/>
+          <w:szCs w:val="24"/>
+        </w:rPr>
+        <w:t>, con número</w:t>
+      </w:r>
+      <w:r>
+        <w:rPr>
+          <w:color w:val="000000" w:themeColor="text1"/>
           <w:spacing w:val="-5"/>
-        </w:rPr>
-        <w:t xml:space="preserve"> </w:t>
-      </w:r>
-      <w:r>
+          <w:sz w:val="24"/>
+          <w:szCs w:val="24"/>
+        </w:rPr>
+        <w:t xml:space="preserve"> </w:t>
+      </w:r>
+      <w:r>
+        <w:rPr>
+          <w:color w:val="000000" w:themeColor="text1"/>
+          <w:sz w:val="24"/>
+          <w:szCs w:val="24"/>
+        </w:rPr>
         <w:t>de</w:t>
       </w:r>
       <w:r>
         <w:rPr>
+          <w:color w:val="000000" w:themeColor="text1"/>
           <w:spacing w:val="-5"/>
-        </w:rPr>
-        <w:t xml:space="preserve"> </w:t>
-      </w:r>
-      <w:r>
+          <w:sz w:val="24"/>
+          <w:szCs w:val="24"/>
+        </w:rPr>
+        <w:t xml:space="preserve"> </w:t>
+      </w:r>
+      <w:r>
+        <w:rPr>
+          <w:color w:val="000000" w:themeColor="text1"/>
+          <w:sz w:val="24"/>
+          <w:szCs w:val="24"/>
+        </w:rPr>
         <w:t>teléfono</w:t>
       </w:r>
       <w:r>
         <w:rPr>
+          <w:color w:val="000000" w:themeColor="text1"/>
           <w:spacing w:val="-5"/>
-        </w:rPr>
-        <w:t xml:space="preserve"> </w:t>
-      </w:r>
-      <w:r>
-        <w:rPr>
-          <w:color w:val="FF0000"/>
+          <w:sz w:val="24"/>
+          <w:szCs w:val="24"/>
+        </w:rPr>
+        <w:t xml:space="preserve"> </w:t>
+      </w:r>
+      <w:r>
+        <w:rPr>
+          <w:color w:val="000000" w:themeColor="text1"/>
+          <w:sz w:val="24"/>
+          <w:szCs w:val="24"/>
         </w:rPr>
         <w:t>40286249</w:t>
       </w:r>
       <w:r>
+        <w:rPr>
+          <w:color w:val="000000" w:themeColor="text1"/>
+          <w:sz w:val="24"/>
+          <w:szCs w:val="24"/>
+        </w:rPr>
         <w:t>,</w:t>
       </w:r>
       <w:r>
         <w:rPr>
+          <w:color w:val="000000" w:themeColor="text1"/>
           <w:spacing w:val="-5"/>
-        </w:rPr>
-        <w:t xml:space="preserve"> </w:t>
-      </w:r>
-      <w:r>
+          <w:sz w:val="24"/>
+          <w:szCs w:val="24"/>
+        </w:rPr>
+        <w:t xml:space="preserve"> </w:t>
+      </w:r>
+      <w:r>
+        <w:rPr>
+          <w:color w:val="000000" w:themeColor="text1"/>
+          <w:sz w:val="24"/>
+          <w:szCs w:val="24"/>
+        </w:rPr>
         <w:t>y</w:t>
       </w:r>
       <w:r>
         <w:rPr>
+          <w:color w:val="000000" w:themeColor="text1"/>
           <w:spacing w:val="-5"/>
-        </w:rPr>
-        <w:t xml:space="preserve"> </w:t>
-      </w:r>
-      <w:r>
+          <w:sz w:val="24"/>
+          <w:szCs w:val="24"/>
+        </w:rPr>
+        <w:t xml:space="preserve"> </w:t>
+      </w:r>
+      <w:r>
+        <w:rPr>
+          <w:color w:val="000000" w:themeColor="text1"/>
+          <w:sz w:val="24"/>
+          <w:szCs w:val="24"/>
+        </w:rPr>
         <w:t>correo</w:t>
       </w:r>
       <w:r>
         <w:rPr>
+          <w:color w:val="000000" w:themeColor="text1"/>
           <w:spacing w:val="-5"/>
-        </w:rPr>
-        <w:t xml:space="preserve"> </w:t>
-      </w:r>
-      <w:r>
+          <w:sz w:val="24"/>
+          <w:szCs w:val="24"/>
+        </w:rPr>
+        <w:t xml:space="preserve"> </w:t>
+      </w:r>
+      <w:r>
+        <w:rPr>
+          <w:color w:val="000000" w:themeColor="text1"/>
+          <w:sz w:val="24"/>
+          <w:szCs w:val="24"/>
+        </w:rPr>
         <w:t>institucional:</w:t>
       </w:r>
       <w:r>
         <w:rPr>
+          <w:color w:val="000000" w:themeColor="text1"/>
           <w:spacing w:val="-4"/>
-        </w:rPr>
-        <w:t xml:space="preserve"> </w:t>
-      </w:r>
-      <w:r>
-        <w:rPr>
+          <w:sz w:val="24"/>
+          <w:szCs w:val="24"/>
+        </w:rPr>
+        <w:t xml:space="preserve"> </w:t>
+      </w:r>
+      <w:r>
+        <w:rPr>
+          <w:color w:val="000000" w:themeColor="text1"/>
           <w:spacing w:val="-4"/>
+          <w:sz w:val="24"/>
+          <w:szCs w:val="24"/>
         </w:rPr>
         <w:t xml:space="preserve">        </w:t>
       </w:r>
       <w:hyperlink r:id="rId4">
         <w:r>
           <w:rPr>
-            <w:color w:val="FF0000"/>
+            <w:color w:val="000000" w:themeColor="text1"/>
+            <w:sz w:val="24"/>
+            <w:szCs w:val="24"/>
           </w:rPr>
           <w:t>marlonivan-carretorivera</w:t>
         </w:r>
         <w:r>
           <w:rPr>
-            <w:color w:val="FF0000"/>
+            <w:color w:val="000000" w:themeColor="text1"/>
+            <w:sz w:val="24"/>
+            <w:szCs w:val="24"/>
           </w:rPr>
-          <w:t>@cunoc.edu.gt</w:t>
-        </w:r>
-        <w:r>
-          <w:t>,</w:t>
+          <w:t>@cunoc.edu.gt,</w:t>
         </w:r>
       </w:hyperlink>
       <w:r>
         <w:rPr>
+          <w:color w:val="000000" w:themeColor="text1"/>
           <w:spacing w:val="-5"/>
-        </w:rPr>
-        <w:t xml:space="preserve"> </w:t>
-      </w:r>
-      <w:r>
-        <w:rPr>
-          <w:b/>
+          <w:sz w:val="24"/>
+          <w:szCs w:val="24"/>
+        </w:rPr>
+        <w:t xml:space="preserve"> </w:t>
+      </w:r>
+      <w:r>
+        <w:rPr>
+          <w:b/>
+          <w:color w:val="000000" w:themeColor="text1"/>
+          <w:sz w:val="24"/>
+          <w:szCs w:val="24"/>
         </w:rPr>
         <w:t>SOLICITO</w:t>
       </w:r>
       <w:r>
         <w:rPr>
           <w:b/>
+          <w:color w:val="000000" w:themeColor="text1"/>
           <w:spacing w:val="-5"/>
-        </w:rPr>
-        <w:t xml:space="preserve"> </w:t>
-      </w:r>
-      <w:r>
+          <w:sz w:val="24"/>
+          <w:szCs w:val="24"/>
+        </w:rPr>
+        <w:t xml:space="preserve"> </w:t>
+      </w:r>
+      <w:r>
+        <w:rPr>
+          <w:color w:val="000000" w:themeColor="text1"/>
+          <w:sz w:val="24"/>
+          <w:szCs w:val="24"/>
+        </w:rPr>
         <w:t>realizar</w:t>
       </w:r>
       <w:r>
         <w:rPr>
+          <w:color w:val="000000" w:themeColor="text1"/>
           <w:spacing w:val="-5"/>
-        </w:rPr>
-        <w:t xml:space="preserve"> </w:t>
-      </w:r>
-      <w:r>
+          <w:sz w:val="24"/>
+          <w:szCs w:val="24"/>
+        </w:rPr>
+        <w:t xml:space="preserve"> </w:t>
+      </w:r>
+      <w:r>
+        <w:rPr>
+          <w:color w:val="000000" w:themeColor="text1"/>
+          <w:sz w:val="24"/>
+          <w:szCs w:val="24"/>
+        </w:rPr>
         <w:t>la</w:t>
       </w:r>
       <w:r>
         <w:rPr>
+          <w:color w:val="000000" w:themeColor="text1"/>
           <w:spacing w:val="-5"/>
-        </w:rPr>
-        <w:t xml:space="preserve"> </w:t>
-      </w:r>
-      <w:r>
+          <w:sz w:val="24"/>
+          <w:szCs w:val="24"/>
+        </w:rPr>
+        <w:t xml:space="preserve"> </w:t>
+      </w:r>
+      <w:r>
+        <w:rPr>
+          <w:color w:val="000000" w:themeColor="text1"/>
+          <w:sz w:val="24"/>
+          <w:szCs w:val="24"/>
+        </w:rPr>
         <w:t>práctica</w:t>
       </w:r>
       <w:r>
         <w:rPr>
+          <w:color w:val="000000" w:themeColor="text1"/>
           <w:spacing w:val="-5"/>
-        </w:rPr>
-        <w:t xml:space="preserve"> </w:t>
-      </w:r>
-      <w:r>
+          <w:sz w:val="24"/>
+          <w:szCs w:val="24"/>
+        </w:rPr>
+        <w:t xml:space="preserve"> </w:t>
+      </w:r>
+      <w:r>
+        <w:rPr>
+          <w:color w:val="000000" w:themeColor="text1"/>
+          <w:sz w:val="24"/>
+          <w:szCs w:val="24"/>
+        </w:rPr>
         <w:t xml:space="preserve">final </w:t>
       </w:r>
       <w:r>
         <w:rPr>
           <w:b/>
+          <w:color w:val="000000" w:themeColor="text1"/>
+          <w:sz w:val="24"/>
+          <w:szCs w:val="24"/>
         </w:rPr>
         <w:t xml:space="preserve">APLICADA </w:t>
       </w:r>
       <w:r>
+        <w:rPr>
+          <w:color w:val="000000" w:themeColor="text1"/>
+          <w:sz w:val="24"/>
+          <w:szCs w:val="24"/>
+        </w:rPr>
         <w:t>por un periodo de 400 horas, cumpliendo con lo establecido en el Reglamento de Prácticas Finales. A su vez, manifiesto mi compromiso de cumplir con las medidas de seguridad ocupacional establecidas por la institución donde realizaré las prácticas y eximo de total responsabilidad al Centro Universitario</w:t>
       </w:r>
       <w:r>
         <w:rPr>
+          <w:color w:val="000000" w:themeColor="text1"/>
           <w:spacing w:val="-4"/>
-        </w:rPr>
-        <w:t xml:space="preserve"> </w:t>
-      </w:r>
-      <w:r>
+          <w:sz w:val="24"/>
+          <w:szCs w:val="24"/>
+        </w:rPr>
+        <w:t xml:space="preserve"> </w:t>
+      </w:r>
+      <w:r>
+        <w:rPr>
+          <w:color w:val="000000" w:themeColor="text1"/>
+          <w:sz w:val="24"/>
+          <w:szCs w:val="24"/>
+        </w:rPr>
         <w:t>de</w:t>
       </w:r>
       <w:r>
         <w:rPr>
+          <w:color w:val="000000" w:themeColor="text1"/>
           <w:spacing w:val="-4"/>
-        </w:rPr>
-        <w:t xml:space="preserve"> </w:t>
-      </w:r>
-      <w:r>
+          <w:sz w:val="24"/>
+          <w:szCs w:val="24"/>
+        </w:rPr>
+        <w:t xml:space="preserve"> </w:t>
+      </w:r>
+      <w:r>
+        <w:rPr>
+          <w:color w:val="000000" w:themeColor="text1"/>
+          <w:sz w:val="24"/>
+          <w:szCs w:val="24"/>
+        </w:rPr>
         <w:t>Occidente</w:t>
       </w:r>
       <w:r>
         <w:rPr>
+          <w:color w:val="000000" w:themeColor="text1"/>
           <w:spacing w:val="-4"/>
-        </w:rPr>
-        <w:t xml:space="preserve"> </w:t>
-      </w:r>
-      <w:r>
+          <w:sz w:val="24"/>
+          <w:szCs w:val="24"/>
+        </w:rPr>
+        <w:t xml:space="preserve"> </w:t>
+      </w:r>
+      <w:r>
+        <w:rPr>
+          <w:color w:val="000000" w:themeColor="text1"/>
+          <w:sz w:val="24"/>
+          <w:szCs w:val="24"/>
+        </w:rPr>
         <w:t>de</w:t>
       </w:r>
       <w:r>
         <w:rPr>
+          <w:color w:val="000000" w:themeColor="text1"/>
           <w:spacing w:val="-4"/>
-        </w:rPr>
-        <w:t xml:space="preserve"> </w:t>
-      </w:r>
-      <w:r>
+          <w:sz w:val="24"/>
+          <w:szCs w:val="24"/>
+        </w:rPr>
+        <w:t xml:space="preserve"> </w:t>
+      </w:r>
+      <w:r>
+        <w:rPr>
+          <w:color w:val="000000" w:themeColor="text1"/>
+          <w:sz w:val="24"/>
+          <w:szCs w:val="24"/>
+        </w:rPr>
         <w:t>la</w:t>
       </w:r>
       <w:r>
         <w:rPr>
+          <w:color w:val="000000" w:themeColor="text1"/>
           <w:spacing w:val="-4"/>
-        </w:rPr>
-        <w:t xml:space="preserve"> </w:t>
-      </w:r>
-      <w:r>
+          <w:sz w:val="24"/>
+          <w:szCs w:val="24"/>
+        </w:rPr>
+        <w:t xml:space="preserve"> </w:t>
+      </w:r>
+      <w:r>
+        <w:rPr>
+          <w:color w:val="000000" w:themeColor="text1"/>
+          <w:sz w:val="24"/>
+          <w:szCs w:val="24"/>
+        </w:rPr>
         <w:t>Universidad</w:t>
       </w:r>
       <w:r>
         <w:rPr>
+          <w:color w:val="000000" w:themeColor="text1"/>
           <w:spacing w:val="-4"/>
-        </w:rPr>
-        <w:t xml:space="preserve"> </w:t>
-      </w:r>
-      <w:r>
+          <w:sz w:val="24"/>
+          <w:szCs w:val="24"/>
+        </w:rPr>
+        <w:t xml:space="preserve"> </w:t>
+      </w:r>
+      <w:r>
+        <w:rPr>
+          <w:color w:val="000000" w:themeColor="text1"/>
+          <w:sz w:val="24"/>
+          <w:szCs w:val="24"/>
+        </w:rPr>
         <w:t>de</w:t>
       </w:r>
       <w:r>
         <w:rPr>
+          <w:color w:val="000000" w:themeColor="text1"/>
           <w:spacing w:val="-4"/>
-        </w:rPr>
-        <w:t xml:space="preserve"> </w:t>
-      </w:r>
-      <w:r>
+          <w:sz w:val="24"/>
+          <w:szCs w:val="24"/>
+        </w:rPr>
+        <w:t xml:space="preserve"> </w:t>
+      </w:r>
+      <w:r>
+        <w:rPr>
+          <w:color w:val="000000" w:themeColor="text1"/>
+          <w:sz w:val="24"/>
+          <w:szCs w:val="24"/>
+        </w:rPr>
         <w:t>San</w:t>
       </w:r>
       <w:r>
         <w:rPr>
+          <w:color w:val="000000" w:themeColor="text1"/>
           <w:spacing w:val="-4"/>
-        </w:rPr>
-        <w:t xml:space="preserve"> </w:t>
-      </w:r>
-      <w:r>
+          <w:sz w:val="24"/>
+          <w:szCs w:val="24"/>
+        </w:rPr>
+        <w:t xml:space="preserve"> </w:t>
+      </w:r>
+      <w:r>
+        <w:rPr>
+          <w:color w:val="000000" w:themeColor="text1"/>
+          <w:sz w:val="24"/>
+          <w:szCs w:val="24"/>
+        </w:rPr>
         <w:t>Carlos</w:t>
       </w:r>
       <w:r>
         <w:rPr>
+          <w:color w:val="000000" w:themeColor="text1"/>
           <w:spacing w:val="-4"/>
-        </w:rPr>
-        <w:t xml:space="preserve"> </w:t>
-      </w:r>
-      <w:r>
+          <w:sz w:val="24"/>
+          <w:szCs w:val="24"/>
+        </w:rPr>
+        <w:t xml:space="preserve"> </w:t>
+      </w:r>
+      <w:r>
+        <w:rPr>
+          <w:color w:val="000000" w:themeColor="text1"/>
+          <w:sz w:val="24"/>
+          <w:szCs w:val="24"/>
+        </w:rPr>
         <w:t>de</w:t>
       </w:r>
       <w:r>
         <w:rPr>
+          <w:color w:val="000000" w:themeColor="text1"/>
           <w:spacing w:val="-4"/>
-        </w:rPr>
-        <w:t xml:space="preserve"> </w:t>
-      </w:r>
-      <w:r>
+          <w:sz w:val="24"/>
+          <w:szCs w:val="24"/>
+        </w:rPr>
+        <w:t xml:space="preserve"> </w:t>
+      </w:r>
+      <w:r>
+        <w:rPr>
+          <w:color w:val="000000" w:themeColor="text1"/>
+          <w:sz w:val="24"/>
+          <w:szCs w:val="24"/>
+        </w:rPr>
         <w:t>Guatemala</w:t>
       </w:r>
       <w:r>
         <w:rPr>
+          <w:color w:val="000000" w:themeColor="text1"/>
           <w:spacing w:val="-4"/>
-        </w:rPr>
-        <w:t xml:space="preserve"> </w:t>
-      </w:r>
-      <w:r>
+          <w:sz w:val="24"/>
+          <w:szCs w:val="24"/>
+        </w:rPr>
+        <w:t xml:space="preserve"> </w:t>
+      </w:r>
+      <w:r>
+        <w:rPr>
+          <w:color w:val="000000" w:themeColor="text1"/>
+          <w:sz w:val="24"/>
+          <w:szCs w:val="24"/>
+        </w:rPr>
         <w:t>y</w:t>
       </w:r>
       <w:r>
         <w:rPr>
+          <w:color w:val="000000" w:themeColor="text1"/>
           <w:spacing w:val="-4"/>
-        </w:rPr>
-        <w:t xml:space="preserve"> </w:t>
-      </w:r>
-      <w:r>
+          <w:sz w:val="24"/>
+          <w:szCs w:val="24"/>
+        </w:rPr>
+        <w:t xml:space="preserve"> </w:t>
+      </w:r>
+      <w:r>
+        <w:rPr>
+          <w:color w:val="000000" w:themeColor="text1"/>
+          <w:sz w:val="24"/>
+          <w:szCs w:val="24"/>
+        </w:rPr>
         <w:t>sus</w:t>
       </w:r>
       <w:r>
         <w:rPr>
+          <w:color w:val="000000" w:themeColor="text1"/>
           <w:spacing w:val="-4"/>
-        </w:rPr>
-        <w:t xml:space="preserve"> </w:t>
-      </w:r>
-      <w:r>
+          <w:sz w:val="24"/>
+          <w:szCs w:val="24"/>
+        </w:rPr>
+        <w:t xml:space="preserve"> </w:t>
+      </w:r>
+      <w:r>
+        <w:rPr>
+          <w:color w:val="000000" w:themeColor="text1"/>
+          <w:sz w:val="24"/>
+          <w:szCs w:val="24"/>
+        </w:rPr>
         <w:t>autoridades</w:t>
       </w:r>
       <w:r>
         <w:rPr>
+          <w:color w:val="000000" w:themeColor="text1"/>
           <w:spacing w:val="-2"/>
-        </w:rPr>
-        <w:t xml:space="preserve"> </w:t>
-      </w:r>
-      <w:r>
+          <w:sz w:val="24"/>
+          <w:szCs w:val="24"/>
+        </w:rPr>
+        <w:t xml:space="preserve"> </w:t>
+      </w:r>
+      <w:r>
+        <w:rPr>
+          <w:color w:val="000000" w:themeColor="text1"/>
+          <w:sz w:val="24"/>
+          <w:szCs w:val="24"/>
+        </w:rPr>
         <w:t>por</w:t>
       </w:r>
       <w:r>
         <w:rPr>
+          <w:color w:val="000000" w:themeColor="text1"/>
           <w:spacing w:val="-4"/>
-        </w:rPr>
-        <w:t xml:space="preserve"> </w:t>
-      </w:r>
-      <w:r>
+          <w:sz w:val="24"/>
+          <w:szCs w:val="24"/>
+        </w:rPr>
+        <w:t xml:space="preserve"> </w:t>
+      </w:r>
+      <w:r>
+        <w:rPr>
+          <w:color w:val="000000" w:themeColor="text1"/>
+          <w:sz w:val="24"/>
+          <w:szCs w:val="24"/>
+        </w:rPr>
         <w:t>cualquier eventualidad que pudiera ocurrir durante dicho periodo.</w:t>
       </w:r>
     </w:p>
@@ -744,636 +1276,1020 @@
       <w:pPr>
         <w:pStyle w:val="Textoindependiente"/>
         <w:spacing w:before="23"/>
+        <w:rPr>
+          <w:color w:val="000000" w:themeColor="text1"/>
+          <w:sz w:val="24"/>
+          <w:szCs w:val="24"/>
+        </w:rPr>
       </w:pPr>
     </w:p>
     <w:p>
       <w:pPr>
         <w:ind w:left="345"/>
+        <w:rPr>
+          <w:color w:val="000000" w:themeColor="text1"/>
+          <w:sz w:val="24"/>
+          <w:szCs w:val="24"/>
+        </w:rPr>
       </w:pPr>
       <w:r>
         <w:rPr>
           <w:b/>
+          <w:color w:val="000000" w:themeColor="text1"/>
+          <w:sz w:val="24"/>
+          <w:szCs w:val="24"/>
         </w:rPr>
         <w:t>Nombre</w:t>
       </w:r>
       <w:r>
         <w:rPr>
           <w:b/>
+          <w:color w:val="000000" w:themeColor="text1"/>
           <w:spacing w:val="-7"/>
-        </w:rPr>
-        <w:t xml:space="preserve"> </w:t>
-      </w:r>
-      <w:r>
-        <w:rPr>
-          <w:b/>
+          <w:sz w:val="24"/>
+          <w:szCs w:val="24"/>
+        </w:rPr>
+        <w:t xml:space="preserve"> </w:t>
+      </w:r>
+      <w:r>
+        <w:rPr>
+          <w:b/>
+          <w:color w:val="000000" w:themeColor="text1"/>
+          <w:sz w:val="24"/>
+          <w:szCs w:val="24"/>
         </w:rPr>
         <w:t>de</w:t>
       </w:r>
       <w:r>
         <w:rPr>
           <w:b/>
+          <w:color w:val="000000" w:themeColor="text1"/>
           <w:spacing w:val="-7"/>
-        </w:rPr>
-        <w:t xml:space="preserve"> </w:t>
-      </w:r>
-      <w:r>
-        <w:rPr>
-          <w:b/>
+          <w:sz w:val="24"/>
+          <w:szCs w:val="24"/>
+        </w:rPr>
+        <w:t xml:space="preserve"> </w:t>
+      </w:r>
+      <w:r>
+        <w:rPr>
+          <w:b/>
+          <w:color w:val="000000" w:themeColor="text1"/>
+          <w:sz w:val="24"/>
+          <w:szCs w:val="24"/>
         </w:rPr>
         <w:t>la</w:t>
       </w:r>
       <w:r>
         <w:rPr>
           <w:b/>
+          <w:color w:val="000000" w:themeColor="text1"/>
           <w:spacing w:val="-6"/>
-        </w:rPr>
-        <w:t xml:space="preserve"> </w:t>
-      </w:r>
-      <w:r>
-        <w:rPr>
-          <w:b/>
+          <w:sz w:val="24"/>
+          <w:szCs w:val="24"/>
+        </w:rPr>
+        <w:t xml:space="preserve"> </w:t>
+      </w:r>
+      <w:r>
+        <w:rPr>
+          <w:b/>
+          <w:color w:val="000000" w:themeColor="text1"/>
+          <w:sz w:val="24"/>
+          <w:szCs w:val="24"/>
         </w:rPr>
         <w:t>institución:</w:t>
       </w:r>
       <w:r>
         <w:rPr>
           <w:b/>
+          <w:color w:val="000000" w:themeColor="text1"/>
           <w:spacing w:val="-5"/>
-        </w:rPr>
-        <w:t xml:space="preserve"> </w:t>
-      </w:r>
-      <w:r>
-        <w:rPr>
-          <w:color w:val="FF0000"/>
+          <w:sz w:val="24"/>
+          <w:szCs w:val="24"/>
+        </w:rPr>
+        <w:t xml:space="preserve"> </w:t>
+      </w:r>
+      <w:r>
+        <w:rPr>
+          <w:b/>
+          <w:color w:val="000000" w:themeColor="text1"/>
+          <w:spacing w:val="-5"/>
+          <w:sz w:val="24"/>
+          <w:szCs w:val="24"/>
+        </w:rPr>
+        <w:t xml:space="preserve">  </w:t>
+      </w:r>
+      <w:r>
+        <w:rPr>
+          <w:color w:val="000000" w:themeColor="text1"/>
           <w:spacing w:val="-2"/>
-        </w:rPr>
-        <w:t xml:space="preserve">Construcción e Ingeniería, S.A. CONESA  </w:t>
+          <w:sz w:val="24"/>
+          <w:szCs w:val="24"/>
+        </w:rPr>
+        <w:t>Construcción e Ingeniería, S.A. CONESA</w:t>
+      </w:r>
+      <w:r>
+        <w:rPr>
+          <w:color w:val="000000" w:themeColor="text1"/>
+          <w:spacing w:val="-2"/>
+          <w:sz w:val="24"/>
+          <w:szCs w:val="24"/>
+        </w:rPr>
+        <w:t>.</w:t>
+      </w:r>
+      <w:r>
+        <w:rPr>
+          <w:color w:val="000000" w:themeColor="text1"/>
+          <w:spacing w:val="-2"/>
+          <w:sz w:val="24"/>
+          <w:szCs w:val="24"/>
+        </w:rPr>
+        <w:t xml:space="preserve"> </w:t>
       </w:r>
     </w:p>
     <w:p>
       <w:pPr>
         <w:spacing w:before="24"/>
         <w:ind w:left="345"/>
+        <w:rPr>
+          <w:bCs/>
+          <w:color w:val="000000" w:themeColor="text1"/>
+          <w:sz w:val="24"/>
+          <w:szCs w:val="24"/>
+        </w:rPr>
       </w:pPr>
       <w:r>
         <w:rPr>
           <w:b/>
+          <w:color w:val="000000" w:themeColor="text1"/>
+          <w:sz w:val="24"/>
+          <w:szCs w:val="24"/>
         </w:rPr>
         <w:t>Dirección</w:t>
       </w:r>
       <w:r>
         <w:rPr>
           <w:b/>
+          <w:color w:val="000000" w:themeColor="text1"/>
           <w:spacing w:val="-8"/>
-        </w:rPr>
-        <w:t xml:space="preserve"> </w:t>
-      </w:r>
-      <w:r>
-        <w:rPr>
-          <w:b/>
+          <w:sz w:val="24"/>
+          <w:szCs w:val="24"/>
+        </w:rPr>
+        <w:t xml:space="preserve"> </w:t>
+      </w:r>
+      <w:r>
+        <w:rPr>
+          <w:b/>
+          <w:color w:val="000000" w:themeColor="text1"/>
+          <w:sz w:val="24"/>
+          <w:szCs w:val="24"/>
         </w:rPr>
         <w:t>de</w:t>
       </w:r>
       <w:r>
         <w:rPr>
           <w:b/>
+          <w:color w:val="000000" w:themeColor="text1"/>
           <w:spacing w:val="-7"/>
-        </w:rPr>
-        <w:t xml:space="preserve"> </w:t>
-      </w:r>
-      <w:r>
-        <w:rPr>
-          <w:b/>
+          <w:sz w:val="24"/>
+          <w:szCs w:val="24"/>
+        </w:rPr>
+        <w:t xml:space="preserve"> </w:t>
+      </w:r>
+      <w:r>
+        <w:rPr>
+          <w:b/>
+          <w:color w:val="000000" w:themeColor="text1"/>
+          <w:sz w:val="24"/>
+          <w:szCs w:val="24"/>
         </w:rPr>
         <w:t>la</w:t>
       </w:r>
       <w:r>
         <w:rPr>
           <w:b/>
+          <w:color w:val="000000" w:themeColor="text1"/>
           <w:spacing w:val="-7"/>
-        </w:rPr>
-        <w:t xml:space="preserve"> </w:t>
-      </w:r>
-      <w:r>
-        <w:rPr>
-          <w:b/>
+          <w:sz w:val="24"/>
+          <w:szCs w:val="24"/>
+        </w:rPr>
+        <w:t xml:space="preserve"> </w:t>
+      </w:r>
+      <w:r>
+        <w:rPr>
+          <w:b/>
+          <w:color w:val="000000" w:themeColor="text1"/>
+          <w:sz w:val="24"/>
+          <w:szCs w:val="24"/>
         </w:rPr>
         <w:t>institución:</w:t>
       </w:r>
       <w:r>
         <w:rPr>
           <w:b/>
+          <w:color w:val="000000" w:themeColor="text1"/>
+          <w:sz w:val="24"/>
+          <w:szCs w:val="24"/>
+        </w:rPr>
+        <w:t xml:space="preserve">  </w:t>
+      </w:r>
+      <w:r>
+        <w:rPr>
+          <w:bCs/>
+          <w:color w:val="000000" w:themeColor="text1"/>
           <w:spacing w:val="-7"/>
-        </w:rPr>
-        <w:t xml:space="preserve"> </w:t>
+          <w:sz w:val="24"/>
+          <w:szCs w:val="24"/>
+        </w:rPr>
+        <w:t xml:space="preserve"> </w:t>
+      </w:r>
+      <w:r>
+        <w:rPr>
+          <w:bCs/>
+          <w:color w:val="000000" w:themeColor="text1"/>
+          <w:spacing w:val="-7"/>
+          <w:sz w:val="24"/>
+          <w:szCs w:val="24"/>
+        </w:rPr>
+        <w:t xml:space="preserve">Zona 5 </w:t>
+      </w:r>
+      <w:proofErr w:type="spellStart"/>
+      <w:r>
+        <w:rPr>
+          <w:bCs/>
+          <w:color w:val="000000" w:themeColor="text1"/>
+          <w:spacing w:val="-7"/>
+          <w:sz w:val="24"/>
+          <w:szCs w:val="24"/>
+        </w:rPr>
+        <w:t>Chichigüitán</w:t>
+      </w:r>
+      <w:proofErr w:type="spellEnd"/>
+      <w:r>
+        <w:rPr>
+          <w:bCs/>
+          <w:color w:val="000000" w:themeColor="text1"/>
+          <w:spacing w:val="-7"/>
+          <w:sz w:val="24"/>
+          <w:szCs w:val="24"/>
+        </w:rPr>
+        <w:t>, Quetzaltenango</w:t>
+      </w:r>
+      <w:r>
+        <w:rPr>
+          <w:bCs/>
+          <w:color w:val="000000" w:themeColor="text1"/>
+          <w:spacing w:val="-7"/>
+          <w:sz w:val="24"/>
+          <w:szCs w:val="24"/>
+        </w:rPr>
+        <w:t>.</w:t>
       </w:r>
     </w:p>
     <w:p>
       <w:pPr>
         <w:spacing w:before="20"/>
         <w:ind w:left="345"/>
+        <w:rPr>
+          <w:color w:val="000000" w:themeColor="text1"/>
+          <w:sz w:val="24"/>
+          <w:szCs w:val="24"/>
+        </w:rPr>
       </w:pPr>
       <w:r>
         <w:rPr>
           <w:b/>
+          <w:color w:val="000000" w:themeColor="text1"/>
+          <w:sz w:val="24"/>
+          <w:szCs w:val="24"/>
         </w:rPr>
         <w:t>Departamento</w:t>
       </w:r>
       <w:r>
         <w:rPr>
           <w:b/>
+          <w:color w:val="000000" w:themeColor="text1"/>
           <w:spacing w:val="-10"/>
-        </w:rPr>
-        <w:t xml:space="preserve"> </w:t>
-      </w:r>
-      <w:r>
-        <w:rPr>
-          <w:b/>
+          <w:sz w:val="24"/>
+          <w:szCs w:val="24"/>
+        </w:rPr>
+        <w:t xml:space="preserve"> </w:t>
+      </w:r>
+      <w:r>
+        <w:rPr>
+          <w:b/>
+          <w:color w:val="000000" w:themeColor="text1"/>
+          <w:sz w:val="24"/>
+          <w:szCs w:val="24"/>
         </w:rPr>
         <w:t>dentro</w:t>
       </w:r>
       <w:r>
         <w:rPr>
           <w:b/>
+          <w:color w:val="000000" w:themeColor="text1"/>
           <w:spacing w:val="-9"/>
-        </w:rPr>
-        <w:t xml:space="preserve"> </w:t>
-      </w:r>
-      <w:r>
-        <w:rPr>
-          <w:b/>
+          <w:sz w:val="24"/>
+          <w:szCs w:val="24"/>
+        </w:rPr>
+        <w:t xml:space="preserve"> </w:t>
+      </w:r>
+      <w:r>
+        <w:rPr>
+          <w:b/>
+          <w:color w:val="000000" w:themeColor="text1"/>
+          <w:sz w:val="24"/>
+          <w:szCs w:val="24"/>
         </w:rPr>
         <w:t>de</w:t>
       </w:r>
       <w:r>
         <w:rPr>
           <w:b/>
+          <w:color w:val="000000" w:themeColor="text1"/>
           <w:spacing w:val="-9"/>
-        </w:rPr>
-        <w:t xml:space="preserve"> </w:t>
-      </w:r>
-      <w:r>
-        <w:rPr>
-          <w:b/>
+          <w:sz w:val="24"/>
+          <w:szCs w:val="24"/>
+        </w:rPr>
+        <w:t xml:space="preserve"> </w:t>
+      </w:r>
+      <w:r>
+        <w:rPr>
+          <w:b/>
+          <w:color w:val="000000" w:themeColor="text1"/>
+          <w:sz w:val="24"/>
+          <w:szCs w:val="24"/>
         </w:rPr>
         <w:t>la</w:t>
       </w:r>
       <w:r>
         <w:rPr>
           <w:b/>
+          <w:color w:val="000000" w:themeColor="text1"/>
           <w:spacing w:val="-10"/>
-        </w:rPr>
-        <w:t xml:space="preserve"> </w:t>
-      </w:r>
-      <w:r>
-        <w:rPr>
-          <w:b/>
+          <w:sz w:val="24"/>
+          <w:szCs w:val="24"/>
+        </w:rPr>
+        <w:t xml:space="preserve"> </w:t>
+      </w:r>
+      <w:r>
+        <w:rPr>
+          <w:b/>
+          <w:color w:val="000000" w:themeColor="text1"/>
+          <w:sz w:val="24"/>
+          <w:szCs w:val="24"/>
         </w:rPr>
         <w:t>institución</w:t>
       </w:r>
       <w:r>
         <w:rPr>
           <w:b/>
+          <w:color w:val="000000" w:themeColor="text1"/>
           <w:spacing w:val="-9"/>
-        </w:rPr>
-        <w:t xml:space="preserve"> </w:t>
-      </w:r>
-      <w:r>
-        <w:rPr>
-          <w:b/>
+          <w:sz w:val="24"/>
+          <w:szCs w:val="24"/>
+        </w:rPr>
+        <w:t xml:space="preserve"> </w:t>
+      </w:r>
+      <w:r>
+        <w:rPr>
+          <w:b/>
+          <w:color w:val="000000" w:themeColor="text1"/>
+          <w:sz w:val="24"/>
+          <w:szCs w:val="24"/>
         </w:rPr>
         <w:t>donde</w:t>
       </w:r>
       <w:r>
         <w:rPr>
           <w:b/>
+          <w:color w:val="000000" w:themeColor="text1"/>
           <w:spacing w:val="-9"/>
-        </w:rPr>
-        <w:t xml:space="preserve"> </w:t>
-      </w:r>
-      <w:r>
-        <w:rPr>
-          <w:b/>
+          <w:sz w:val="24"/>
+          <w:szCs w:val="24"/>
+        </w:rPr>
+        <w:t xml:space="preserve"> </w:t>
+      </w:r>
+      <w:r>
+        <w:rPr>
+          <w:b/>
+          <w:color w:val="000000" w:themeColor="text1"/>
+          <w:sz w:val="24"/>
+          <w:szCs w:val="24"/>
         </w:rPr>
         <w:t>se</w:t>
       </w:r>
       <w:r>
         <w:rPr>
           <w:b/>
+          <w:color w:val="000000" w:themeColor="text1"/>
           <w:spacing w:val="-10"/>
-        </w:rPr>
-        <w:t xml:space="preserve"> </w:t>
-      </w:r>
-      <w:r>
-        <w:rPr>
-          <w:b/>
+          <w:sz w:val="24"/>
+          <w:szCs w:val="24"/>
+        </w:rPr>
+        <w:t xml:space="preserve"> </w:t>
+      </w:r>
+      <w:r>
+        <w:rPr>
+          <w:b/>
+          <w:color w:val="000000" w:themeColor="text1"/>
+          <w:sz w:val="24"/>
+          <w:szCs w:val="24"/>
         </w:rPr>
         <w:t>realizarán</w:t>
       </w:r>
       <w:r>
         <w:rPr>
           <w:b/>
+          <w:color w:val="000000" w:themeColor="text1"/>
           <w:spacing w:val="-9"/>
-        </w:rPr>
-        <w:t xml:space="preserve"> </w:t>
-      </w:r>
-      <w:r>
-        <w:rPr>
-          <w:b/>
+          <w:sz w:val="24"/>
+          <w:szCs w:val="24"/>
+        </w:rPr>
+        <w:t xml:space="preserve"> </w:t>
+      </w:r>
+      <w:r>
+        <w:rPr>
+          <w:b/>
+          <w:color w:val="000000" w:themeColor="text1"/>
+          <w:sz w:val="24"/>
+          <w:szCs w:val="24"/>
         </w:rPr>
         <w:t>las</w:t>
       </w:r>
       <w:r>
         <w:rPr>
           <w:b/>
+          <w:color w:val="000000" w:themeColor="text1"/>
           <w:spacing w:val="-9"/>
-        </w:rPr>
-        <w:t xml:space="preserve"> </w:t>
-      </w:r>
-      <w:r>
-        <w:rPr>
-          <w:b/>
+          <w:sz w:val="24"/>
+          <w:szCs w:val="24"/>
+        </w:rPr>
+        <w:t xml:space="preserve"> </w:t>
+      </w:r>
+      <w:r>
+        <w:rPr>
+          <w:b/>
+          <w:color w:val="000000" w:themeColor="text1"/>
+          <w:sz w:val="24"/>
+          <w:szCs w:val="24"/>
         </w:rPr>
         <w:t>prácticas:</w:t>
       </w:r>
       <w:r>
         <w:rPr>
           <w:b/>
+          <w:color w:val="000000" w:themeColor="text1"/>
           <w:spacing w:val="-8"/>
+          <w:sz w:val="24"/>
+          <w:szCs w:val="24"/>
+        </w:rPr>
+        <w:t xml:space="preserve"> </w:t>
+      </w:r>
+      <w:r>
+        <w:rPr>
+          <w:b/>
+          <w:color w:val="000000" w:themeColor="text1"/>
+          <w:spacing w:val="-8"/>
+          <w:sz w:val="24"/>
+          <w:szCs w:val="24"/>
+        </w:rPr>
+        <w:t xml:space="preserve">  </w:t>
+      </w:r>
+      <w:r>
+        <w:rPr>
+          <w:color w:val="000000" w:themeColor="text1"/>
+          <w:spacing w:val="-2"/>
+          <w:sz w:val="24"/>
+          <w:szCs w:val="24"/>
+        </w:rPr>
+        <w:t>Área</w:t>
+      </w:r>
+      <w:r>
+        <w:rPr>
+          <w:color w:val="000000" w:themeColor="text1"/>
+          <w:spacing w:val="-2"/>
+          <w:sz w:val="24"/>
+          <w:szCs w:val="24"/>
+        </w:rPr>
+        <w:t xml:space="preserve"> de topografía</w:t>
+      </w:r>
+      <w:r>
+        <w:rPr>
+          <w:color w:val="000000" w:themeColor="text1"/>
+          <w:spacing w:val="-2"/>
+          <w:sz w:val="24"/>
+          <w:szCs w:val="24"/>
+        </w:rPr>
+        <w:t>.</w:t>
+      </w:r>
+      <w:r>
+        <w:rPr>
+          <w:color w:val="000000" w:themeColor="text1"/>
+          <w:spacing w:val="-2"/>
+          <w:sz w:val="24"/>
+          <w:szCs w:val="24"/>
+        </w:rPr>
+        <w:t xml:space="preserve"> </w:t>
+      </w:r>
+    </w:p>
+    <w:p>
+      <w:pPr>
+        <w:ind w:firstLine="345"/>
+        <w:rPr>
+          <w:color w:val="000000" w:themeColor="text1"/>
+          <w:sz w:val="24"/>
+          <w:szCs w:val="24"/>
+        </w:rPr>
+      </w:pPr>
+      <w:r>
+        <w:rPr>
+          <w:b/>
+          <w:bCs/>
+          <w:color w:val="000000" w:themeColor="text1"/>
+          <w:sz w:val="24"/>
+          <w:szCs w:val="24"/>
+        </w:rPr>
+        <w:t>Responsable de autorizar la práctica en la institución:</w:t>
+      </w:r>
+      <w:r>
+        <w:rPr>
+          <w:b/>
+          <w:bCs/>
+          <w:color w:val="000000" w:themeColor="text1"/>
+          <w:sz w:val="24"/>
+          <w:szCs w:val="24"/>
+        </w:rPr>
+        <w:t xml:space="preserve">  </w:t>
+      </w:r>
+      <w:r>
+        <w:rPr>
+          <w:b/>
+          <w:bCs/>
+          <w:color w:val="000000" w:themeColor="text1"/>
+          <w:sz w:val="24"/>
+          <w:szCs w:val="24"/>
+        </w:rPr>
+        <w:t xml:space="preserve"> </w:t>
+      </w:r>
+      <w:proofErr w:type="gramStart"/>
+      <w:r>
+        <w:rPr>
+          <w:color w:val="000000" w:themeColor="text1"/>
+          <w:sz w:val="24"/>
+          <w:szCs w:val="24"/>
+        </w:rPr>
+        <w:t>David</w:t>
+      </w:r>
+      <w:r>
+        <w:rPr>
+          <w:color w:val="000000" w:themeColor="text1"/>
+          <w:sz w:val="24"/>
+          <w:szCs w:val="24"/>
+        </w:rPr>
+        <w:t xml:space="preserve">  E</w:t>
+      </w:r>
+      <w:r>
+        <w:rPr>
+          <w:color w:val="000000" w:themeColor="text1"/>
+          <w:sz w:val="24"/>
+          <w:szCs w:val="24"/>
+        </w:rPr>
+        <w:t>duardo</w:t>
+      </w:r>
+      <w:proofErr w:type="gramEnd"/>
+      <w:r>
+        <w:rPr>
+          <w:color w:val="000000" w:themeColor="text1"/>
+          <w:sz w:val="24"/>
+          <w:szCs w:val="24"/>
         </w:rPr>
         <w:t xml:space="preserve"> </w:t>
       </w:r>
       <w:proofErr w:type="spellStart"/>
       <w:r>
         <w:rPr>
-          <w:color w:val="FF0000"/>
-          <w:spacing w:val="-2"/>
-        </w:rPr>
-        <w:t>Area</w:t>
+          <w:color w:val="000000" w:themeColor="text1"/>
+          <w:sz w:val="24"/>
+          <w:szCs w:val="24"/>
+        </w:rPr>
+        <w:t>Choxóm</w:t>
       </w:r>
       <w:proofErr w:type="spellEnd"/>
       <w:r>
         <w:rPr>
-          <w:color w:val="FF0000"/>
-          <w:spacing w:val="-2"/>
-        </w:rPr>
-        <w:t xml:space="preserve"> de topografía </w:t>
+          <w:color w:val="000000" w:themeColor="text1"/>
+          <w:sz w:val="24"/>
+          <w:szCs w:val="24"/>
+        </w:rPr>
+        <w:t xml:space="preserve"> </w:t>
+      </w:r>
+      <w:proofErr w:type="spellStart"/>
+      <w:r>
+        <w:rPr>
+          <w:color w:val="000000" w:themeColor="text1"/>
+          <w:sz w:val="24"/>
+          <w:szCs w:val="24"/>
+        </w:rPr>
+        <w:t>Limatuj</w:t>
+      </w:r>
+      <w:proofErr w:type="spellEnd"/>
+      <w:r>
+        <w:rPr>
+          <w:color w:val="000000" w:themeColor="text1"/>
+          <w:sz w:val="24"/>
+          <w:szCs w:val="24"/>
+        </w:rPr>
+        <w:t>.</w:t>
+      </w:r>
+      <w:r>
+        <w:rPr>
+          <w:color w:val="000000" w:themeColor="text1"/>
+          <w:sz w:val="24"/>
+          <w:szCs w:val="24"/>
+        </w:rPr>
+        <w:t xml:space="preserve"> </w:t>
+      </w:r>
+    </w:p>
+    <w:p>
+      <w:pPr>
+        <w:ind w:firstLine="345"/>
+        <w:rPr>
+          <w:color w:val="000000" w:themeColor="text1"/>
+          <w:sz w:val="24"/>
+          <w:szCs w:val="24"/>
+        </w:rPr>
+      </w:pPr>
+      <w:r>
+        <w:rPr>
+          <w:b/>
+          <w:bCs/>
+          <w:color w:val="000000" w:themeColor="text1"/>
+          <w:sz w:val="24"/>
+          <w:szCs w:val="24"/>
+        </w:rPr>
+        <w:t>Persona responsable de las prácticas en la institución</w:t>
+      </w:r>
+      <w:r>
+        <w:rPr>
+          <w:color w:val="000000" w:themeColor="text1"/>
+          <w:sz w:val="24"/>
+          <w:szCs w:val="24"/>
+        </w:rPr>
+        <w:t>:</w:t>
+      </w:r>
+      <w:r>
+        <w:rPr>
+          <w:color w:val="000000" w:themeColor="text1"/>
+          <w:sz w:val="24"/>
+          <w:szCs w:val="24"/>
+        </w:rPr>
+        <w:t xml:space="preserve"> </w:t>
+      </w:r>
+      <w:r>
+        <w:rPr>
+          <w:color w:val="000000" w:themeColor="text1"/>
+          <w:sz w:val="24"/>
+          <w:szCs w:val="24"/>
+        </w:rPr>
+        <w:t xml:space="preserve"> </w:t>
+      </w:r>
+      <w:r>
+        <w:rPr>
+          <w:color w:val="000000" w:themeColor="text1"/>
+          <w:sz w:val="24"/>
+          <w:szCs w:val="24"/>
+        </w:rPr>
+        <w:t xml:space="preserve">David Eduardo </w:t>
+      </w:r>
+      <w:proofErr w:type="spellStart"/>
+      <w:r>
+        <w:rPr>
+          <w:color w:val="000000" w:themeColor="text1"/>
+          <w:sz w:val="24"/>
+          <w:szCs w:val="24"/>
+        </w:rPr>
+        <w:t>Choxóm</w:t>
+      </w:r>
+      <w:proofErr w:type="spellEnd"/>
+      <w:r>
+        <w:rPr>
+          <w:color w:val="000000" w:themeColor="text1"/>
+          <w:sz w:val="24"/>
+          <w:szCs w:val="24"/>
+        </w:rPr>
+        <w:t xml:space="preserve"> </w:t>
+      </w:r>
+      <w:proofErr w:type="spellStart"/>
+      <w:r>
+        <w:rPr>
+          <w:color w:val="000000" w:themeColor="text1"/>
+          <w:sz w:val="24"/>
+          <w:szCs w:val="24"/>
+        </w:rPr>
+        <w:t>Limatuj</w:t>
+      </w:r>
+      <w:proofErr w:type="spellEnd"/>
+      <w:r>
+        <w:rPr>
+          <w:color w:val="000000" w:themeColor="text1"/>
+          <w:sz w:val="24"/>
+          <w:szCs w:val="24"/>
+        </w:rPr>
+        <w:t>.</w:t>
+      </w:r>
+      <w:r>
+        <w:rPr>
+          <w:color w:val="000000" w:themeColor="text1"/>
+          <w:sz w:val="24"/>
+          <w:szCs w:val="24"/>
+        </w:rPr>
+        <w:t xml:space="preserve"> </w:t>
+      </w:r>
+    </w:p>
+    <w:p>
+      <w:pPr>
+        <w:ind w:firstLine="345"/>
+        <w:rPr>
+          <w:color w:val="000000" w:themeColor="text1"/>
+          <w:sz w:val="24"/>
+          <w:szCs w:val="24"/>
+        </w:rPr>
+      </w:pPr>
+      <w:r>
+        <w:rPr>
+          <w:b/>
+          <w:bCs/>
+          <w:color w:val="000000" w:themeColor="text1"/>
+          <w:sz w:val="24"/>
+          <w:szCs w:val="24"/>
+        </w:rPr>
+        <w:t xml:space="preserve">Correo institucional del responsable de las prácticas: </w:t>
+      </w:r>
+      <w:r>
+        <w:rPr>
+          <w:b/>
+          <w:bCs/>
+          <w:color w:val="000000" w:themeColor="text1"/>
+          <w:sz w:val="24"/>
+          <w:szCs w:val="24"/>
+        </w:rPr>
+        <w:t xml:space="preserve"> </w:t>
+      </w:r>
+      <w:hyperlink r:id="rId5" w:history="1">
+        <w:r>
+          <w:rPr>
+            <w:rStyle w:val="Hipervnculo"/>
+            <w:color w:val="000000" w:themeColor="text1"/>
+            <w:sz w:val="24"/>
+            <w:szCs w:val="24"/>
+            <w:u w:val="none"/>
+          </w:rPr>
+          <w:t>eduardo.david12@hotmail.com</w:t>
+        </w:r>
+      </w:hyperlink>
+      <w:r>
+        <w:rPr>
+          <w:color w:val="000000" w:themeColor="text1"/>
+          <w:sz w:val="24"/>
+          <w:szCs w:val="24"/>
+        </w:rPr>
+        <w:t xml:space="preserve"> </w:t>
       </w:r>
     </w:p>
     <w:p>
       <w:pPr>
         <w:spacing w:before="19" w:line="259" w:lineRule="auto"/>
         <w:ind w:left="345" w:right="3668"/>
+        <w:rPr>
+          <w:color w:val="000000" w:themeColor="text1"/>
+          <w:sz w:val="24"/>
+          <w:szCs w:val="24"/>
+        </w:rPr>
       </w:pPr>
       <w:r>
         <w:rPr>
           <w:b/>
-        </w:rPr>
-        <w:t>Responsable</w:t>
-      </w:r>
-      <w:r>
-        <w:rPr>
-          <w:b/>
-          <w:spacing w:val="-3"/>
-        </w:rPr>
-        <w:t xml:space="preserve"> </w:t>
-      </w:r>
-      <w:r>
-        <w:rPr>
-          <w:b/>
-        </w:rPr>
-        <w:t>de</w:t>
-      </w:r>
-      <w:r>
-        <w:rPr>
-          <w:b/>
-          <w:spacing w:val="-3"/>
-        </w:rPr>
-        <w:t xml:space="preserve"> </w:t>
-      </w:r>
-      <w:r>
-        <w:rPr>
-          <w:b/>
-        </w:rPr>
-        <w:t>autorizar</w:t>
-      </w:r>
-      <w:r>
-        <w:rPr>
-          <w:b/>
-          <w:spacing w:val="-3"/>
-        </w:rPr>
-        <w:t xml:space="preserve"> </w:t>
-      </w:r>
-      <w:r>
-        <w:rPr>
-          <w:b/>
-        </w:rPr>
-        <w:t>la</w:t>
-      </w:r>
-      <w:r>
-        <w:rPr>
-          <w:b/>
-          <w:spacing w:val="-3"/>
-        </w:rPr>
-        <w:t xml:space="preserve"> </w:t>
-      </w:r>
-      <w:r>
-        <w:rPr>
-          <w:b/>
-        </w:rPr>
-        <w:t>práctica</w:t>
-      </w:r>
-      <w:r>
-        <w:rPr>
-          <w:b/>
-          <w:spacing w:val="-3"/>
-        </w:rPr>
-        <w:t xml:space="preserve"> </w:t>
-      </w:r>
-      <w:r>
-        <w:rPr>
-          <w:b/>
-        </w:rPr>
-        <w:t>en</w:t>
-      </w:r>
-      <w:r>
-        <w:rPr>
-          <w:b/>
-          <w:spacing w:val="-3"/>
-        </w:rPr>
-        <w:t xml:space="preserve"> </w:t>
-      </w:r>
-      <w:r>
-        <w:rPr>
-          <w:b/>
-        </w:rPr>
-        <w:t>la</w:t>
-      </w:r>
-      <w:r>
-        <w:rPr>
-          <w:b/>
-          <w:spacing w:val="-3"/>
-        </w:rPr>
-        <w:t xml:space="preserve"> </w:t>
-      </w:r>
-      <w:r>
-        <w:rPr>
-          <w:b/>
-        </w:rPr>
-        <w:t>institución:</w:t>
-      </w:r>
-      <w:r>
-        <w:rPr>
-          <w:b/>
-          <w:spacing w:val="-3"/>
-        </w:rPr>
-        <w:t xml:space="preserve"> </w:t>
-      </w:r>
-      <w:r>
-        <w:rPr>
-          <w:color w:val="FF0000"/>
-        </w:rPr>
-        <w:t xml:space="preserve">XXXXX </w:t>
-      </w:r>
-      <w:r>
-        <w:rPr>
-          <w:b/>
-        </w:rPr>
-        <w:t>Persona</w:t>
-      </w:r>
-      <w:r>
-        <w:rPr>
-          <w:b/>
-          <w:spacing w:val="-8"/>
-        </w:rPr>
-        <w:t xml:space="preserve"> </w:t>
-      </w:r>
-      <w:r>
-        <w:rPr>
-          <w:b/>
-        </w:rPr>
-        <w:t>responsable</w:t>
-      </w:r>
-      <w:r>
-        <w:rPr>
-          <w:b/>
-          <w:spacing w:val="-8"/>
-        </w:rPr>
-        <w:t xml:space="preserve"> </w:t>
-      </w:r>
-      <w:r>
-        <w:rPr>
-          <w:b/>
-        </w:rPr>
-        <w:t>de</w:t>
-      </w:r>
-      <w:r>
-        <w:rPr>
-          <w:b/>
-          <w:spacing w:val="-8"/>
-        </w:rPr>
-        <w:t xml:space="preserve"> </w:t>
-      </w:r>
-      <w:r>
-        <w:rPr>
-          <w:b/>
-        </w:rPr>
-        <w:t>las</w:t>
-      </w:r>
-      <w:r>
-        <w:rPr>
-          <w:b/>
-          <w:spacing w:val="-8"/>
-        </w:rPr>
-        <w:t xml:space="preserve"> </w:t>
-      </w:r>
-      <w:r>
-        <w:rPr>
-          <w:b/>
-        </w:rPr>
-        <w:t>prácticas</w:t>
-      </w:r>
-      <w:r>
-        <w:rPr>
-          <w:b/>
-          <w:spacing w:val="-8"/>
-        </w:rPr>
-        <w:t xml:space="preserve"> </w:t>
-      </w:r>
-      <w:r>
-        <w:rPr>
-          <w:b/>
-        </w:rPr>
-        <w:t>en</w:t>
-      </w:r>
-      <w:r>
-        <w:rPr>
-          <w:b/>
-          <w:spacing w:val="-8"/>
-        </w:rPr>
-        <w:t xml:space="preserve"> </w:t>
-      </w:r>
-      <w:r>
-        <w:rPr>
-          <w:b/>
-        </w:rPr>
-        <w:t>la</w:t>
-      </w:r>
-      <w:r>
-        <w:rPr>
-          <w:b/>
-          <w:spacing w:val="-8"/>
-        </w:rPr>
-        <w:t xml:space="preserve"> </w:t>
-      </w:r>
-      <w:r>
-        <w:rPr>
-          <w:b/>
-        </w:rPr>
-        <w:t>institución:</w:t>
-      </w:r>
-      <w:r>
-        <w:rPr>
-          <w:b/>
-          <w:spacing w:val="-9"/>
-        </w:rPr>
-        <w:t xml:space="preserve"> </w:t>
-      </w:r>
-      <w:r>
-        <w:rPr>
-          <w:color w:val="FF0000"/>
-        </w:rPr>
-        <w:t xml:space="preserve">XXXXX </w:t>
-      </w:r>
-      <w:r>
-        <w:rPr>
-          <w:b/>
-        </w:rPr>
-        <w:t xml:space="preserve">Correo institucional del responsable de las prácticas: </w:t>
-      </w:r>
-      <w:r>
-        <w:rPr>
-          <w:color w:val="FF0000"/>
-        </w:rPr>
-        <w:t xml:space="preserve">XXXXX </w:t>
-      </w:r>
-      <w:r>
-        <w:rPr>
-          <w:b/>
+          <w:color w:val="000000" w:themeColor="text1"/>
+          <w:sz w:val="24"/>
+          <w:szCs w:val="24"/>
         </w:rPr>
         <w:t xml:space="preserve">Teléfono del responsable de las prácticas: </w:t>
       </w:r>
       <w:r>
         <w:rPr>
-          <w:color w:val="FF0000"/>
-        </w:rPr>
-        <w:t>XXXXX</w:t>
+          <w:b/>
+          <w:color w:val="000000" w:themeColor="text1"/>
+          <w:sz w:val="24"/>
+          <w:szCs w:val="24"/>
+        </w:rPr>
+        <w:tab/>
+      </w:r>
+      <w:r>
+        <w:rPr>
+          <w:color w:val="000000" w:themeColor="text1"/>
+          <w:sz w:val="24"/>
+          <w:szCs w:val="24"/>
+        </w:rPr>
+        <w:t>59355055</w:t>
       </w:r>
     </w:p>
     <w:p>
       <w:pPr>
         <w:pStyle w:val="Textoindependiente"/>
         <w:spacing w:before="21"/>
+        <w:rPr>
+          <w:color w:val="000000" w:themeColor="text1"/>
+          <w:sz w:val="24"/>
+          <w:szCs w:val="24"/>
+        </w:rPr>
       </w:pPr>
     </w:p>
     <w:p>
       <w:pPr>
         <w:pStyle w:val="Textoindependiente"/>
         <w:ind w:left="345"/>
+        <w:rPr>
+          <w:color w:val="000000" w:themeColor="text1"/>
+          <w:sz w:val="24"/>
+          <w:szCs w:val="24"/>
+        </w:rPr>
       </w:pPr>
       <w:r>
+        <w:rPr>
+          <w:color w:val="000000" w:themeColor="text1"/>
+          <w:sz w:val="24"/>
+          <w:szCs w:val="24"/>
+        </w:rPr>
         <w:t>Adjunto</w:t>
       </w:r>
       <w:r>
         <w:rPr>
+          <w:color w:val="000000" w:themeColor="text1"/>
           <w:spacing w:val="-9"/>
-        </w:rPr>
-        <w:t xml:space="preserve"> </w:t>
-      </w:r>
-      <w:r>
+          <w:sz w:val="24"/>
+          <w:szCs w:val="24"/>
+        </w:rPr>
+        <w:t xml:space="preserve"> </w:t>
+      </w:r>
+      <w:r>
+        <w:rPr>
+          <w:color w:val="000000" w:themeColor="text1"/>
+          <w:sz w:val="24"/>
+          <w:szCs w:val="24"/>
+        </w:rPr>
         <w:t>certificación</w:t>
       </w:r>
       <w:r>
         <w:rPr>
+          <w:color w:val="000000" w:themeColor="text1"/>
           <w:spacing w:val="-9"/>
-        </w:rPr>
-        <w:t xml:space="preserve"> </w:t>
-      </w:r>
-      <w:r>
+          <w:sz w:val="24"/>
+          <w:szCs w:val="24"/>
+        </w:rPr>
+        <w:t xml:space="preserve"> </w:t>
+      </w:r>
+      <w:r>
+        <w:rPr>
+          <w:color w:val="000000" w:themeColor="text1"/>
+          <w:sz w:val="24"/>
+          <w:szCs w:val="24"/>
+        </w:rPr>
         <w:t>de</w:t>
       </w:r>
       <w:r>
         <w:rPr>
+          <w:color w:val="000000" w:themeColor="text1"/>
           <w:spacing w:val="-8"/>
-        </w:rPr>
-        <w:t xml:space="preserve"> </w:t>
-      </w:r>
-      <w:r>
+          <w:sz w:val="24"/>
+          <w:szCs w:val="24"/>
+        </w:rPr>
+        <w:t xml:space="preserve"> </w:t>
+      </w:r>
+      <w:r>
+        <w:rPr>
+          <w:color w:val="000000" w:themeColor="text1"/>
+          <w:sz w:val="24"/>
+          <w:szCs w:val="24"/>
+        </w:rPr>
         <w:t>cursos,</w:t>
       </w:r>
       <w:r>
         <w:rPr>
+          <w:color w:val="000000" w:themeColor="text1"/>
           <w:spacing w:val="-9"/>
-        </w:rPr>
-        <w:t xml:space="preserve"> </w:t>
-      </w:r>
-      <w:r>
+          <w:sz w:val="24"/>
+          <w:szCs w:val="24"/>
+        </w:rPr>
+        <w:t xml:space="preserve"> </w:t>
+      </w:r>
+      <w:r>
+        <w:rPr>
+          <w:color w:val="000000" w:themeColor="text1"/>
+          <w:sz w:val="24"/>
+          <w:szCs w:val="24"/>
+        </w:rPr>
         <w:t>constancia</w:t>
       </w:r>
       <w:r>
         <w:rPr>
+          <w:color w:val="000000" w:themeColor="text1"/>
           <w:spacing w:val="-8"/>
-        </w:rPr>
-        <w:t xml:space="preserve"> </w:t>
-      </w:r>
-      <w:r>
+          <w:sz w:val="24"/>
+          <w:szCs w:val="24"/>
+        </w:rPr>
+        <w:t xml:space="preserve"> </w:t>
+      </w:r>
+      <w:r>
+        <w:rPr>
+          <w:color w:val="000000" w:themeColor="text1"/>
+          <w:sz w:val="24"/>
+          <w:szCs w:val="24"/>
+        </w:rPr>
         <w:t>de</w:t>
       </w:r>
       <w:r>
         <w:rPr>
+          <w:color w:val="000000" w:themeColor="text1"/>
           <w:spacing w:val="-9"/>
-        </w:rPr>
-        <w:t xml:space="preserve"> </w:t>
-      </w:r>
-      <w:r>
+          <w:sz w:val="24"/>
+          <w:szCs w:val="24"/>
+        </w:rPr>
+        <w:t xml:space="preserve"> </w:t>
+      </w:r>
+      <w:r>
+        <w:rPr>
+          <w:color w:val="000000" w:themeColor="text1"/>
+          <w:sz w:val="24"/>
+          <w:szCs w:val="24"/>
+        </w:rPr>
         <w:t>inscripción</w:t>
       </w:r>
       <w:r>
         <w:rPr>
+          <w:color w:val="000000" w:themeColor="text1"/>
           <w:spacing w:val="-8"/>
-        </w:rPr>
-        <w:t xml:space="preserve"> </w:t>
-      </w:r>
-      <w:r>
+          <w:sz w:val="24"/>
+          <w:szCs w:val="24"/>
+        </w:rPr>
+        <w:t xml:space="preserve"> </w:t>
+      </w:r>
+      <w:r>
+        <w:rPr>
+          <w:color w:val="000000" w:themeColor="text1"/>
+          <w:sz w:val="24"/>
+          <w:szCs w:val="24"/>
+        </w:rPr>
         <w:t>y</w:t>
       </w:r>
       <w:r>
         <w:rPr>
+          <w:color w:val="000000" w:themeColor="text1"/>
           <w:spacing w:val="-9"/>
-        </w:rPr>
-        <w:t xml:space="preserve"> </w:t>
-      </w:r>
-      <w:r>
+          <w:sz w:val="24"/>
+          <w:szCs w:val="24"/>
+        </w:rPr>
+        <w:t xml:space="preserve"> </w:t>
+      </w:r>
+      <w:r>
+        <w:rPr>
+          <w:color w:val="000000" w:themeColor="text1"/>
+          <w:sz w:val="24"/>
+          <w:szCs w:val="24"/>
+        </w:rPr>
         <w:t>planificación</w:t>
       </w:r>
       <w:r>
         <w:rPr>
+          <w:color w:val="000000" w:themeColor="text1"/>
           <w:spacing w:val="-9"/>
-        </w:rPr>
-        <w:t xml:space="preserve"> </w:t>
-      </w:r>
-      <w:r>
+          <w:sz w:val="24"/>
+          <w:szCs w:val="24"/>
+        </w:rPr>
+        <w:t xml:space="preserve"> </w:t>
+      </w:r>
+      <w:r>
+        <w:rPr>
+          <w:color w:val="000000" w:themeColor="text1"/>
+          <w:sz w:val="24"/>
+          <w:szCs w:val="24"/>
+        </w:rPr>
         <w:t>de</w:t>
       </w:r>
       <w:r>
         <w:rPr>
+          <w:color w:val="000000" w:themeColor="text1"/>
           <w:spacing w:val="-8"/>
-        </w:rPr>
-        <w:t xml:space="preserve"> </w:t>
-      </w:r>
-      <w:r>
-        <w:rPr>
+          <w:sz w:val="24"/>
+          <w:szCs w:val="24"/>
+        </w:rPr>
+        <w:t xml:space="preserve"> </w:t>
+      </w:r>
+      <w:r>
+        <w:rPr>
+          <w:color w:val="000000" w:themeColor="text1"/>
           <w:spacing w:val="-2"/>
+          <w:sz w:val="24"/>
+          <w:szCs w:val="24"/>
         </w:rPr>
         <w:t>actividades.</w:t>
       </w:r>
@@ -1382,6 +2298,11 @@
       <w:pPr>
         <w:pStyle w:val="Textoindependiente"/>
         <w:spacing w:before="43"/>
+        <w:rPr>
+          <w:color w:val="000000" w:themeColor="text1"/>
+          <w:sz w:val="24"/>
+          <w:szCs w:val="24"/>
+        </w:rPr>
       </w:pPr>
     </w:p>
     <w:p>
@@ -1389,148 +2310,281 @@
         <w:pStyle w:val="Textoindependiente"/>
         <w:spacing w:before="1" w:line="518" w:lineRule="auto"/>
         <w:ind w:left="345"/>
+        <w:rPr>
+          <w:color w:val="000000" w:themeColor="text1"/>
+          <w:sz w:val="24"/>
+          <w:szCs w:val="24"/>
+        </w:rPr>
       </w:pPr>
       <w:r>
+        <w:rPr>
+          <w:color w:val="000000" w:themeColor="text1"/>
+          <w:sz w:val="24"/>
+          <w:szCs w:val="24"/>
+        </w:rPr>
         <w:t>Sin</w:t>
       </w:r>
       <w:r>
         <w:rPr>
+          <w:color w:val="000000" w:themeColor="text1"/>
           <w:spacing w:val="-5"/>
-        </w:rPr>
-        <w:t xml:space="preserve"> </w:t>
-      </w:r>
-      <w:r>
+          <w:sz w:val="24"/>
+          <w:szCs w:val="24"/>
+        </w:rPr>
+        <w:t xml:space="preserve"> </w:t>
+      </w:r>
+      <w:r>
+        <w:rPr>
+          <w:color w:val="000000" w:themeColor="text1"/>
+          <w:sz w:val="24"/>
+          <w:szCs w:val="24"/>
+        </w:rPr>
         <w:t>otro</w:t>
       </w:r>
       <w:r>
         <w:rPr>
+          <w:color w:val="000000" w:themeColor="text1"/>
           <w:spacing w:val="-5"/>
-        </w:rPr>
-        <w:t xml:space="preserve"> </w:t>
-      </w:r>
-      <w:r>
+          <w:sz w:val="24"/>
+          <w:szCs w:val="24"/>
+        </w:rPr>
+        <w:t xml:space="preserve"> </w:t>
+      </w:r>
+      <w:r>
+        <w:rPr>
+          <w:color w:val="000000" w:themeColor="text1"/>
+          <w:sz w:val="24"/>
+          <w:szCs w:val="24"/>
+        </w:rPr>
         <w:t>particular</w:t>
       </w:r>
       <w:r>
         <w:rPr>
+          <w:color w:val="000000" w:themeColor="text1"/>
           <w:spacing w:val="-5"/>
-        </w:rPr>
-        <w:t xml:space="preserve"> </w:t>
-      </w:r>
-      <w:r>
+          <w:sz w:val="24"/>
+          <w:szCs w:val="24"/>
+        </w:rPr>
+        <w:t xml:space="preserve"> </w:t>
+      </w:r>
+      <w:r>
+        <w:rPr>
+          <w:color w:val="000000" w:themeColor="text1"/>
+          <w:sz w:val="24"/>
+          <w:szCs w:val="24"/>
+        </w:rPr>
         <w:t>y</w:t>
       </w:r>
       <w:r>
         <w:rPr>
+          <w:color w:val="000000" w:themeColor="text1"/>
           <w:spacing w:val="-5"/>
-        </w:rPr>
-        <w:t xml:space="preserve"> </w:t>
-      </w:r>
-      <w:r>
+          <w:sz w:val="24"/>
+          <w:szCs w:val="24"/>
+        </w:rPr>
+        <w:t xml:space="preserve"> </w:t>
+      </w:r>
+      <w:r>
+        <w:rPr>
+          <w:color w:val="000000" w:themeColor="text1"/>
+          <w:sz w:val="24"/>
+          <w:szCs w:val="24"/>
+        </w:rPr>
         <w:t>agradeciéndole</w:t>
       </w:r>
       <w:r>
         <w:rPr>
+          <w:color w:val="000000" w:themeColor="text1"/>
           <w:spacing w:val="-5"/>
-        </w:rPr>
-        <w:t xml:space="preserve"> </w:t>
-      </w:r>
-      <w:r>
+          <w:sz w:val="24"/>
+          <w:szCs w:val="24"/>
+        </w:rPr>
+        <w:t xml:space="preserve"> </w:t>
+      </w:r>
+      <w:r>
+        <w:rPr>
+          <w:color w:val="000000" w:themeColor="text1"/>
+          <w:sz w:val="24"/>
+          <w:szCs w:val="24"/>
+        </w:rPr>
         <w:t>de</w:t>
       </w:r>
       <w:r>
         <w:rPr>
+          <w:color w:val="000000" w:themeColor="text1"/>
           <w:spacing w:val="-5"/>
-        </w:rPr>
-        <w:t xml:space="preserve"> </w:t>
-      </w:r>
-      <w:r>
+          <w:sz w:val="24"/>
+          <w:szCs w:val="24"/>
+        </w:rPr>
+        <w:t xml:space="preserve"> </w:t>
+      </w:r>
+      <w:r>
+        <w:rPr>
+          <w:color w:val="000000" w:themeColor="text1"/>
+          <w:sz w:val="24"/>
+          <w:szCs w:val="24"/>
+        </w:rPr>
         <w:t>antemano</w:t>
       </w:r>
       <w:r>
         <w:rPr>
+          <w:color w:val="000000" w:themeColor="text1"/>
           <w:spacing w:val="-5"/>
-        </w:rPr>
-        <w:t xml:space="preserve"> </w:t>
-      </w:r>
-      <w:r>
+          <w:sz w:val="24"/>
+          <w:szCs w:val="24"/>
+        </w:rPr>
+        <w:t xml:space="preserve"> </w:t>
+      </w:r>
+      <w:r>
+        <w:rPr>
+          <w:color w:val="000000" w:themeColor="text1"/>
+          <w:sz w:val="24"/>
+          <w:szCs w:val="24"/>
+        </w:rPr>
         <w:t>su</w:t>
       </w:r>
       <w:r>
         <w:rPr>
+          <w:color w:val="000000" w:themeColor="text1"/>
           <w:spacing w:val="-5"/>
-        </w:rPr>
-        <w:t xml:space="preserve"> </w:t>
-      </w:r>
-      <w:r>
+          <w:sz w:val="24"/>
+          <w:szCs w:val="24"/>
+        </w:rPr>
+        <w:t xml:space="preserve"> </w:t>
+      </w:r>
+      <w:r>
+        <w:rPr>
+          <w:color w:val="000000" w:themeColor="text1"/>
+          <w:sz w:val="24"/>
+          <w:szCs w:val="24"/>
+        </w:rPr>
         <w:t>atención</w:t>
       </w:r>
       <w:r>
         <w:rPr>
+          <w:color w:val="000000" w:themeColor="text1"/>
           <w:spacing w:val="-5"/>
-        </w:rPr>
-        <w:t xml:space="preserve"> </w:t>
-      </w:r>
-      <w:r>
+          <w:sz w:val="24"/>
+          <w:szCs w:val="24"/>
+        </w:rPr>
+        <w:t xml:space="preserve"> </w:t>
+      </w:r>
+      <w:r>
+        <w:rPr>
+          <w:color w:val="000000" w:themeColor="text1"/>
+          <w:sz w:val="24"/>
+          <w:szCs w:val="24"/>
+        </w:rPr>
         <w:t>a</w:t>
       </w:r>
       <w:r>
         <w:rPr>
+          <w:color w:val="000000" w:themeColor="text1"/>
           <w:spacing w:val="-5"/>
-        </w:rPr>
-        <w:t xml:space="preserve"> </w:t>
-      </w:r>
-      <w:r>
+          <w:sz w:val="24"/>
+          <w:szCs w:val="24"/>
+        </w:rPr>
+        <w:t xml:space="preserve"> </w:t>
+      </w:r>
+      <w:r>
+        <w:rPr>
+          <w:color w:val="000000" w:themeColor="text1"/>
+          <w:sz w:val="24"/>
+          <w:szCs w:val="24"/>
+        </w:rPr>
         <w:t>la</w:t>
       </w:r>
       <w:r>
         <w:rPr>
+          <w:color w:val="000000" w:themeColor="text1"/>
           <w:spacing w:val="-5"/>
-        </w:rPr>
-        <w:t xml:space="preserve"> </w:t>
-      </w:r>
-      <w:r>
+          <w:sz w:val="24"/>
+          <w:szCs w:val="24"/>
+        </w:rPr>
+        <w:t xml:space="preserve"> </w:t>
+      </w:r>
+      <w:r>
+        <w:rPr>
+          <w:color w:val="000000" w:themeColor="text1"/>
+          <w:sz w:val="24"/>
+          <w:szCs w:val="24"/>
+        </w:rPr>
         <w:t>presente,</w:t>
       </w:r>
       <w:r>
         <w:rPr>
+          <w:color w:val="000000" w:themeColor="text1"/>
           <w:spacing w:val="-5"/>
-        </w:rPr>
-        <w:t xml:space="preserve"> </w:t>
-      </w:r>
-      <w:r>
+          <w:sz w:val="24"/>
+          <w:szCs w:val="24"/>
+        </w:rPr>
+        <w:t xml:space="preserve"> </w:t>
+      </w:r>
+      <w:r>
+        <w:rPr>
+          <w:color w:val="000000" w:themeColor="text1"/>
+          <w:sz w:val="24"/>
+          <w:szCs w:val="24"/>
+        </w:rPr>
         <w:t>me</w:t>
       </w:r>
       <w:r>
         <w:rPr>
+          <w:color w:val="000000" w:themeColor="text1"/>
           <w:spacing w:val="-5"/>
-        </w:rPr>
-        <w:t xml:space="preserve"> </w:t>
-      </w:r>
-      <w:r>
+          <w:sz w:val="24"/>
+          <w:szCs w:val="24"/>
+        </w:rPr>
+        <w:t xml:space="preserve"> </w:t>
+      </w:r>
+      <w:r>
+        <w:rPr>
+          <w:color w:val="000000" w:themeColor="text1"/>
+          <w:sz w:val="24"/>
+          <w:szCs w:val="24"/>
+        </w:rPr>
         <w:t>suscribo</w:t>
       </w:r>
       <w:r>
         <w:rPr>
+          <w:color w:val="000000" w:themeColor="text1"/>
           <w:spacing w:val="-5"/>
-        </w:rPr>
-        <w:t xml:space="preserve"> </w:t>
-      </w:r>
-      <w:r>
+          <w:sz w:val="24"/>
+          <w:szCs w:val="24"/>
+        </w:rPr>
+        <w:t xml:space="preserve"> </w:t>
+      </w:r>
+      <w:r>
+        <w:rPr>
+          <w:color w:val="000000" w:themeColor="text1"/>
+          <w:sz w:val="24"/>
+          <w:szCs w:val="24"/>
+        </w:rPr>
         <w:t>de</w:t>
       </w:r>
       <w:r>
         <w:rPr>
+          <w:color w:val="000000" w:themeColor="text1"/>
           <w:spacing w:val="-5"/>
-        </w:rPr>
-        <w:t xml:space="preserve"> </w:t>
-      </w:r>
-      <w:r>
+          <w:sz w:val="24"/>
+          <w:szCs w:val="24"/>
+        </w:rPr>
+        <w:t xml:space="preserve"> </w:t>
+      </w:r>
+      <w:r>
+        <w:rPr>
+          <w:color w:val="000000" w:themeColor="text1"/>
+          <w:sz w:val="24"/>
+          <w:szCs w:val="24"/>
+        </w:rPr>
         <w:t xml:space="preserve">usted. </w:t>
       </w:r>
       <w:r>
         <w:rPr>
+          <w:color w:val="000000" w:themeColor="text1"/>
           <w:spacing w:val="-2"/>
+          <w:sz w:val="24"/>
+          <w:szCs w:val="24"/>
         </w:rPr>
         <w:t>Atentamente.</w:t>
       </w:r>
@@ -1539,7 +2593,8 @@
       <w:pPr>
         <w:pStyle w:val="Textoindependiente"/>
         <w:rPr>
-          <w:sz w:val="20"/>
+          <w:color w:val="000000" w:themeColor="text1"/>
+          <w:szCs w:val="24"/>
         </w:rPr>
       </w:pPr>
     </w:p>
@@ -1547,7 +2602,8 @@
       <w:pPr>
         <w:pStyle w:val="Textoindependiente"/>
         <w:rPr>
-          <w:sz w:val="20"/>
+          <w:color w:val="000000" w:themeColor="text1"/>
+          <w:szCs w:val="24"/>
         </w:rPr>
       </w:pPr>
     </w:p>
@@ -1555,7 +2611,8 @@
       <w:pPr>
         <w:pStyle w:val="Textoindependiente"/>
         <w:rPr>
-          <w:sz w:val="20"/>
+          <w:color w:val="000000" w:themeColor="text1"/>
+          <w:szCs w:val="24"/>
         </w:rPr>
       </w:pPr>
     </w:p>
@@ -1564,13 +2621,15 @@
         <w:pStyle w:val="Textoindependiente"/>
         <w:spacing w:before="111"/>
         <w:rPr>
-          <w:sz w:val="20"/>
+          <w:color w:val="000000" w:themeColor="text1"/>
+          <w:szCs w:val="24"/>
         </w:rPr>
       </w:pPr>
       <w:r>
         <w:rPr>
           <w:noProof/>
-          <w:sz w:val="20"/>
+          <w:color w:val="000000" w:themeColor="text1"/>
+          <w:szCs w:val="24"/>
         </w:rPr>
         <mc:AlternateContent>
           <mc:Choice Requires="wps">
@@ -1654,22 +2713,52 @@
         <w:spacing w:before="44" w:line="261" w:lineRule="auto"/>
         <w:ind w:left="3661" w:right="3661"/>
         <w:jc w:val="center"/>
+        <w:rPr>
+          <w:color w:val="000000" w:themeColor="text1"/>
+          <w:spacing w:val="-2"/>
+          <w:sz w:val="24"/>
+          <w:szCs w:val="24"/>
+        </w:rPr>
       </w:pPr>
-      <w:proofErr w:type="spellStart"/>
-      <w:r>
-        <w:rPr>
-          <w:color w:val="FF0000"/>
+      <w:r>
+        <w:rPr>
+          <w:color w:val="000000" w:themeColor="text1"/>
           <w:spacing w:val="-2"/>
-        </w:rPr>
-        <w:t>Nombre_del_estudiante</w:t>
-      </w:r>
-      <w:proofErr w:type="spellEnd"/>
-      <w:r>
-        <w:rPr>
-          <w:color w:val="FF0000"/>
+          <w:sz w:val="24"/>
+          <w:szCs w:val="24"/>
+        </w:rPr>
+        <w:t>Marlon Ivan Carreto Rivera</w:t>
+      </w:r>
+      <w:r>
+        <w:rPr>
+          <w:color w:val="000000" w:themeColor="text1"/>
           <w:spacing w:val="-2"/>
-        </w:rPr>
-        <w:t xml:space="preserve"> Carrera</w:t>
+          <w:sz w:val="24"/>
+          <w:szCs w:val="24"/>
+        </w:rPr>
+        <w:t xml:space="preserve"> </w:t>
+      </w:r>
+    </w:p>
+    <w:p>
+      <w:pPr>
+        <w:pStyle w:val="Textoindependiente"/>
+        <w:spacing w:before="44" w:line="261" w:lineRule="auto"/>
+        <w:ind w:left="3661" w:right="3661"/>
+        <w:jc w:val="center"/>
+        <w:rPr>
+          <w:color w:val="000000" w:themeColor="text1"/>
+          <w:sz w:val="24"/>
+          <w:szCs w:val="24"/>
+        </w:rPr>
+      </w:pPr>
+      <w:r>
+        <w:rPr>
+          <w:color w:val="000000" w:themeColor="text1"/>
+          <w:spacing w:val="-2"/>
+          <w:sz w:val="24"/>
+          <w:szCs w:val="24"/>
+        </w:rPr>
+        <w:t xml:space="preserve">Ingeniería Civil </w:t>
       </w:r>
     </w:p>
     <w:p>
@@ -1677,27 +2766,20 @@
         <w:pStyle w:val="Textoindependiente"/>
         <w:ind w:left="3661" w:right="3661"/>
         <w:jc w:val="center"/>
+        <w:rPr>
+          <w:color w:val="000000" w:themeColor="text1"/>
+          <w:sz w:val="24"/>
+          <w:szCs w:val="24"/>
+        </w:rPr>
       </w:pPr>
       <w:r>
         <w:rPr>
-          <w:color w:val="FF0000"/>
+          <w:color w:val="000000" w:themeColor="text1"/>
           <w:spacing w:val="-2"/>
-        </w:rPr>
-        <w:t>Registro</w:t>
-      </w:r>
-      <w:r>
-        <w:rPr>
-          <w:color w:val="FF0000"/>
-          <w:spacing w:val="-1"/>
-        </w:rPr>
-        <w:t xml:space="preserve"> </w:t>
-      </w:r>
-      <w:r>
-        <w:rPr>
-          <w:color w:val="FF0000"/>
-          <w:spacing w:val="-2"/>
-        </w:rPr>
-        <w:t>académico</w:t>
+          <w:sz w:val="24"/>
+          <w:szCs w:val="24"/>
+        </w:rPr>
+        <w:t>201230088</w:t>
       </w:r>
     </w:p>
     <w:sectPr>

--- a/Practicas/doc modificar.docx
+++ b/Practicas/doc modificar.docx
@@ -30,7 +30,25 @@
           <w:sz w:val="24"/>
           <w:szCs w:val="24"/>
         </w:rPr>
-        <w:t>: 23/07/2025</w:t>
+        <w:t>: 2</w:t>
+      </w:r>
+      <w:r>
+        <w:rPr>
+          <w:color w:val="000000" w:themeColor="text1"/>
+          <w:spacing w:val="-2"/>
+          <w:sz w:val="24"/>
+          <w:szCs w:val="24"/>
+        </w:rPr>
+        <w:t>4</w:t>
+      </w:r>
+      <w:r>
+        <w:rPr>
+          <w:color w:val="000000" w:themeColor="text1"/>
+          <w:spacing w:val="-2"/>
+          <w:sz w:val="24"/>
+          <w:szCs w:val="24"/>
+        </w:rPr>
+        <w:t>/07/2025</w:t>
       </w:r>
     </w:p>
     <w:p>
@@ -54,59 +72,13 @@
           <w:szCs w:val="24"/>
         </w:rPr>
       </w:pPr>
-      <w:proofErr w:type="spellStart"/>
-      <w:r>
-        <w:rPr>
-          <w:color w:val="000000" w:themeColor="text1"/>
-          <w:sz w:val="24"/>
-          <w:szCs w:val="24"/>
-        </w:rPr>
-        <w:t>Jose</w:t>
-      </w:r>
-      <w:proofErr w:type="spellEnd"/>
-      <w:r>
-        <w:rPr>
-          <w:color w:val="000000" w:themeColor="text1"/>
-          <w:sz w:val="24"/>
-          <w:szCs w:val="24"/>
-        </w:rPr>
-        <w:t xml:space="preserve"> Ricardo </w:t>
-      </w:r>
-      <w:proofErr w:type="spellStart"/>
-      <w:r>
-        <w:rPr>
-          <w:color w:val="000000" w:themeColor="text1"/>
-          <w:sz w:val="24"/>
-          <w:szCs w:val="24"/>
-        </w:rPr>
-        <w:t>Merida</w:t>
-      </w:r>
-      <w:proofErr w:type="spellEnd"/>
-      <w:r>
-        <w:rPr>
-          <w:color w:val="000000" w:themeColor="text1"/>
-          <w:sz w:val="24"/>
-          <w:szCs w:val="24"/>
-        </w:rPr>
-        <w:t xml:space="preserve"> </w:t>
-      </w:r>
-      <w:proofErr w:type="spellStart"/>
-      <w:r>
-        <w:rPr>
-          <w:color w:val="000000" w:themeColor="text1"/>
-          <w:sz w:val="24"/>
-          <w:szCs w:val="24"/>
-        </w:rPr>
-        <w:t>Lopez</w:t>
-      </w:r>
-      <w:proofErr w:type="spellEnd"/>
-      <w:r>
-        <w:rPr>
-          <w:color w:val="000000" w:themeColor="text1"/>
-          <w:sz w:val="24"/>
-          <w:szCs w:val="24"/>
-        </w:rPr>
-        <w:t xml:space="preserve"> </w:t>
+      <w:r>
+        <w:rPr>
+          <w:color w:val="000000" w:themeColor="text1"/>
+          <w:sz w:val="24"/>
+          <w:szCs w:val="24"/>
+        </w:rPr>
+        <w:t xml:space="preserve">Jose Ricardo Merida Lopez </w:t>
       </w:r>
     </w:p>
     <w:p>
@@ -389,7 +361,6 @@
         </w:rPr>
         <w:t xml:space="preserve"> </w:t>
       </w:r>
-      <w:proofErr w:type="spellStart"/>
       <w:r>
         <w:rPr>
           <w:color w:val="000000" w:themeColor="text1"/>
@@ -397,49 +368,8 @@
           <w:sz w:val="24"/>
           <w:szCs w:val="24"/>
         </w:rPr>
-        <w:t>Jose</w:t>
-      </w:r>
-      <w:proofErr w:type="spellEnd"/>
-      <w:r>
-        <w:rPr>
-          <w:color w:val="000000" w:themeColor="text1"/>
-          <w:spacing w:val="-2"/>
-          <w:sz w:val="24"/>
-          <w:szCs w:val="24"/>
-        </w:rPr>
-        <w:t xml:space="preserve"> Ricardo </w:t>
-      </w:r>
-      <w:proofErr w:type="spellStart"/>
-      <w:r>
-        <w:rPr>
-          <w:color w:val="000000" w:themeColor="text1"/>
-          <w:spacing w:val="-2"/>
-          <w:sz w:val="24"/>
-          <w:szCs w:val="24"/>
-        </w:rPr>
-        <w:t>Merida</w:t>
-      </w:r>
-      <w:proofErr w:type="spellEnd"/>
-      <w:r>
-        <w:rPr>
-          <w:color w:val="000000" w:themeColor="text1"/>
-          <w:spacing w:val="-2"/>
-          <w:sz w:val="24"/>
-          <w:szCs w:val="24"/>
-        </w:rPr>
-        <w:t xml:space="preserve"> </w:t>
-      </w:r>
-      <w:proofErr w:type="spellStart"/>
-      <w:r>
-        <w:rPr>
-          <w:color w:val="000000" w:themeColor="text1"/>
-          <w:spacing w:val="-2"/>
-          <w:sz w:val="24"/>
-          <w:szCs w:val="24"/>
-        </w:rPr>
-        <w:t>Lopez</w:t>
-      </w:r>
-      <w:proofErr w:type="spellEnd"/>
+        <w:t>Jose Ricardo Merida Lopez</w:t>
+      </w:r>
     </w:p>
     <w:p>
       <w:pPr>
@@ -1510,29 +1440,7 @@
           <w:sz w:val="24"/>
           <w:szCs w:val="24"/>
         </w:rPr>
-        <w:t xml:space="preserve">Zona 5 </w:t>
-      </w:r>
-      <w:proofErr w:type="spellStart"/>
-      <w:r>
-        <w:rPr>
-          <w:bCs/>
-          <w:color w:val="000000" w:themeColor="text1"/>
-          <w:spacing w:val="-7"/>
-          <w:sz w:val="24"/>
-          <w:szCs w:val="24"/>
-        </w:rPr>
-        <w:t>Chichigüitán</w:t>
-      </w:r>
-      <w:proofErr w:type="spellEnd"/>
-      <w:r>
-        <w:rPr>
-          <w:bCs/>
-          <w:color w:val="000000" w:themeColor="text1"/>
-          <w:spacing w:val="-7"/>
-          <w:sz w:val="24"/>
-          <w:szCs w:val="24"/>
-        </w:rPr>
-        <w:t>, Quetzaltenango</w:t>
+        <w:t>Zona 5 Chichigüitán, Quetzaltenango</w:t>
       </w:r>
       <w:r>
         <w:rPr>
@@ -1863,36 +1771,8 @@
           <w:sz w:val="24"/>
           <w:szCs w:val="24"/>
         </w:rPr>
-        <w:t xml:space="preserve"> </w:t>
-      </w:r>
-      <w:proofErr w:type="spellStart"/>
-      <w:r>
-        <w:rPr>
-          <w:color w:val="000000" w:themeColor="text1"/>
-          <w:sz w:val="24"/>
-          <w:szCs w:val="24"/>
-        </w:rPr>
-        <w:t>Choxóm</w:t>
-      </w:r>
-      <w:proofErr w:type="spellEnd"/>
-      <w:r>
-        <w:rPr>
-          <w:color w:val="000000" w:themeColor="text1"/>
-          <w:sz w:val="24"/>
-          <w:szCs w:val="24"/>
-        </w:rPr>
-        <w:t xml:space="preserve"> </w:t>
-      </w:r>
-      <w:proofErr w:type="spellStart"/>
-      <w:r>
-        <w:rPr>
-          <w:color w:val="000000" w:themeColor="text1"/>
-          <w:sz w:val="24"/>
-          <w:szCs w:val="24"/>
-        </w:rPr>
-        <w:t>Limatuj</w:t>
-      </w:r>
-      <w:proofErr w:type="spellEnd"/>
+        <w:t xml:space="preserve"> Choxóm Limatuj</w:t>
+      </w:r>
       <w:r>
         <w:rPr>
           <w:color w:val="000000" w:themeColor="text1"/>
@@ -1959,36 +1839,8 @@
           <w:sz w:val="24"/>
           <w:szCs w:val="24"/>
         </w:rPr>
-        <w:t xml:space="preserve">David Eduardo </w:t>
-      </w:r>
-      <w:proofErr w:type="spellStart"/>
-      <w:r>
-        <w:rPr>
-          <w:color w:val="000000" w:themeColor="text1"/>
-          <w:sz w:val="24"/>
-          <w:szCs w:val="24"/>
-        </w:rPr>
-        <w:t>Choxóm</w:t>
-      </w:r>
-      <w:proofErr w:type="spellEnd"/>
-      <w:r>
-        <w:rPr>
-          <w:color w:val="000000" w:themeColor="text1"/>
-          <w:sz w:val="24"/>
-          <w:szCs w:val="24"/>
-        </w:rPr>
-        <w:t xml:space="preserve"> </w:t>
-      </w:r>
-      <w:proofErr w:type="spellStart"/>
-      <w:r>
-        <w:rPr>
-          <w:color w:val="000000" w:themeColor="text1"/>
-          <w:sz w:val="24"/>
-          <w:szCs w:val="24"/>
-        </w:rPr>
-        <w:t>Limatuj</w:t>
-      </w:r>
-      <w:proofErr w:type="spellEnd"/>
+        <w:t>David Eduardo Choxóm Limatuj</w:t>
+      </w:r>
       <w:r>
         <w:rPr>
           <w:color w:val="000000" w:themeColor="text1"/>
@@ -2082,7 +1934,7 @@
           <w:sz w:val="24"/>
           <w:szCs w:val="24"/>
         </w:rPr>
-        <w:tab/>
+        <w:t xml:space="preserve"> </w:t>
       </w:r>
       <w:r>
         <w:rPr>
@@ -2619,7 +2471,6 @@
     <w:p>
       <w:pPr>
         <w:pStyle w:val="Textoindependiente"/>
-        <w:spacing w:before="111"/>
         <w:rPr>
           <w:color w:val="000000" w:themeColor="text1"/>
           <w:szCs w:val="24"/>
@@ -2706,11 +2557,18 @@
           </mc:Fallback>
         </mc:AlternateContent>
       </w:r>
+      <w:r>
+        <w:rPr>
+          <w:color w:val="000000" w:themeColor="text1"/>
+          <w:szCs w:val="24"/>
+        </w:rPr>
+        <w:t xml:space="preserve">                                                                                                                                       </w:t>
+      </w:r>
     </w:p>
     <w:p>
       <w:pPr>
         <w:pStyle w:val="Textoindependiente"/>
-        <w:spacing w:before="44" w:line="261" w:lineRule="auto"/>
+        <w:spacing w:line="261" w:lineRule="auto"/>
         <w:ind w:left="3661" w:right="3661"/>
         <w:jc w:val="center"/>
         <w:rPr>
@@ -2720,29 +2578,34 @@
           <w:szCs w:val="24"/>
         </w:rPr>
       </w:pPr>
-      <w:r>
-        <w:rPr>
-          <w:color w:val="000000" w:themeColor="text1"/>
-          <w:spacing w:val="-2"/>
-          <w:sz w:val="24"/>
-          <w:szCs w:val="24"/>
-        </w:rPr>
-        <w:t>Marlon Ivan Carreto Rivera</w:t>
-      </w:r>
-      <w:r>
-        <w:rPr>
-          <w:color w:val="000000" w:themeColor="text1"/>
-          <w:spacing w:val="-2"/>
-          <w:sz w:val="24"/>
-          <w:szCs w:val="24"/>
-        </w:rPr>
-        <w:t xml:space="preserve"> </w:t>
-      </w:r>
     </w:p>
     <w:p>
       <w:pPr>
         <w:pStyle w:val="Textoindependiente"/>
-        <w:spacing w:before="44" w:line="261" w:lineRule="auto"/>
+        <w:spacing w:line="261" w:lineRule="auto"/>
+        <w:ind w:left="3661" w:right="3661"/>
+        <w:jc w:val="center"/>
+        <w:rPr>
+          <w:color w:val="000000" w:themeColor="text1"/>
+          <w:spacing w:val="-2"/>
+          <w:sz w:val="24"/>
+          <w:szCs w:val="24"/>
+        </w:rPr>
+      </w:pPr>
+      <w:r>
+        <w:rPr>
+          <w:color w:val="000000" w:themeColor="text1"/>
+          <w:spacing w:val="-2"/>
+          <w:sz w:val="24"/>
+          <w:szCs w:val="24"/>
+        </w:rPr>
+        <w:t xml:space="preserve">Marlon Ivan Carreto Rivera </w:t>
+      </w:r>
+    </w:p>
+    <w:p>
+      <w:pPr>
+        <w:pStyle w:val="Textoindependiente"/>
+        <w:spacing w:line="261" w:lineRule="auto"/>
         <w:ind w:left="3661" w:right="3661"/>
         <w:jc w:val="center"/>
         <w:rPr>
@@ -3200,6 +3063,7 @@
   <w:style w:type="character" w:default="1" w:styleId="Fuentedeprrafopredeter">
     <w:name w:val="Default Paragraph Font"/>
     <w:uiPriority w:val="1"/>
+    <w:semiHidden/>
     <w:unhideWhenUsed/>
   </w:style>
   <w:style w:type="table" w:default="1" w:styleId="Tablanormal">

--- a/Practicas/doc modificar.docx
+++ b/Practicas/doc modificar.docx
@@ -39,7 +39,7 @@
           <w:sz w:val="24"/>
           <w:szCs w:val="24"/>
         </w:rPr>
-        <w:t>4</w:t>
+        <w:t>8</w:t>
       </w:r>
       <w:r>
         <w:rPr>
@@ -72,13 +72,59 @@
           <w:szCs w:val="24"/>
         </w:rPr>
       </w:pPr>
-      <w:r>
-        <w:rPr>
-          <w:color w:val="000000" w:themeColor="text1"/>
-          <w:sz w:val="24"/>
-          <w:szCs w:val="24"/>
-        </w:rPr>
-        <w:t xml:space="preserve">Jose Ricardo Merida Lopez </w:t>
+      <w:proofErr w:type="spellStart"/>
+      <w:r>
+        <w:rPr>
+          <w:color w:val="000000" w:themeColor="text1"/>
+          <w:sz w:val="24"/>
+          <w:szCs w:val="24"/>
+        </w:rPr>
+        <w:t>Jose</w:t>
+      </w:r>
+      <w:proofErr w:type="spellEnd"/>
+      <w:r>
+        <w:rPr>
+          <w:color w:val="000000" w:themeColor="text1"/>
+          <w:sz w:val="24"/>
+          <w:szCs w:val="24"/>
+        </w:rPr>
+        <w:t xml:space="preserve"> Ricardo </w:t>
+      </w:r>
+      <w:proofErr w:type="spellStart"/>
+      <w:r>
+        <w:rPr>
+          <w:color w:val="000000" w:themeColor="text1"/>
+          <w:sz w:val="24"/>
+          <w:szCs w:val="24"/>
+        </w:rPr>
+        <w:t>Merida</w:t>
+      </w:r>
+      <w:proofErr w:type="spellEnd"/>
+      <w:r>
+        <w:rPr>
+          <w:color w:val="000000" w:themeColor="text1"/>
+          <w:sz w:val="24"/>
+          <w:szCs w:val="24"/>
+        </w:rPr>
+        <w:t xml:space="preserve"> </w:t>
+      </w:r>
+      <w:proofErr w:type="spellStart"/>
+      <w:r>
+        <w:rPr>
+          <w:color w:val="000000" w:themeColor="text1"/>
+          <w:sz w:val="24"/>
+          <w:szCs w:val="24"/>
+        </w:rPr>
+        <w:t>Lopez</w:t>
+      </w:r>
+      <w:proofErr w:type="spellEnd"/>
+      <w:r>
+        <w:rPr>
+          <w:color w:val="000000" w:themeColor="text1"/>
+          <w:sz w:val="24"/>
+          <w:szCs w:val="24"/>
+        </w:rPr>
+        <w:t xml:space="preserve"> </w:t>
       </w:r>
     </w:p>
     <w:p>
@@ -361,6 +407,7 @@
         </w:rPr>
         <w:t xml:space="preserve"> </w:t>
       </w:r>
+      <w:proofErr w:type="spellStart"/>
       <w:r>
         <w:rPr>
           <w:color w:val="000000" w:themeColor="text1"/>
@@ -368,8 +415,49 @@
           <w:sz w:val="24"/>
           <w:szCs w:val="24"/>
         </w:rPr>
-        <w:t>Jose Ricardo Merida Lopez</w:t>
-      </w:r>
+        <w:t>Jose</w:t>
+      </w:r>
+      <w:proofErr w:type="spellEnd"/>
+      <w:r>
+        <w:rPr>
+          <w:color w:val="000000" w:themeColor="text1"/>
+          <w:spacing w:val="-2"/>
+          <w:sz w:val="24"/>
+          <w:szCs w:val="24"/>
+        </w:rPr>
+        <w:t xml:space="preserve"> Ricardo </w:t>
+      </w:r>
+      <w:proofErr w:type="spellStart"/>
+      <w:r>
+        <w:rPr>
+          <w:color w:val="000000" w:themeColor="text1"/>
+          <w:spacing w:val="-2"/>
+          <w:sz w:val="24"/>
+          <w:szCs w:val="24"/>
+        </w:rPr>
+        <w:t>Merida</w:t>
+      </w:r>
+      <w:proofErr w:type="spellEnd"/>
+      <w:r>
+        <w:rPr>
+          <w:color w:val="000000" w:themeColor="text1"/>
+          <w:spacing w:val="-2"/>
+          <w:sz w:val="24"/>
+          <w:szCs w:val="24"/>
+        </w:rPr>
+        <w:t xml:space="preserve"> </w:t>
+      </w:r>
+      <w:proofErr w:type="spellStart"/>
+      <w:r>
+        <w:rPr>
+          <w:color w:val="000000" w:themeColor="text1"/>
+          <w:spacing w:val="-2"/>
+          <w:sz w:val="24"/>
+          <w:szCs w:val="24"/>
+        </w:rPr>
+        <w:t>Lopez</w:t>
+      </w:r>
+      <w:proofErr w:type="spellEnd"/>
     </w:p>
     <w:p>
       <w:pPr>
@@ -1440,7 +1528,29 @@
           <w:sz w:val="24"/>
           <w:szCs w:val="24"/>
         </w:rPr>
-        <w:t>Zona 5 Chichigüitán, Quetzaltenango</w:t>
+        <w:t xml:space="preserve">Zona 5 </w:t>
+      </w:r>
+      <w:proofErr w:type="spellStart"/>
+      <w:r>
+        <w:rPr>
+          <w:bCs/>
+          <w:color w:val="000000" w:themeColor="text1"/>
+          <w:spacing w:val="-7"/>
+          <w:sz w:val="24"/>
+          <w:szCs w:val="24"/>
+        </w:rPr>
+        <w:t>Chichigüitán</w:t>
+      </w:r>
+      <w:proofErr w:type="spellEnd"/>
+      <w:r>
+        <w:rPr>
+          <w:bCs/>
+          <w:color w:val="000000" w:themeColor="text1"/>
+          <w:spacing w:val="-7"/>
+          <w:sz w:val="24"/>
+          <w:szCs w:val="24"/>
+        </w:rPr>
+        <w:t>, Quetzaltenango</w:t>
       </w:r>
       <w:r>
         <w:rPr>
@@ -1771,8 +1881,36 @@
           <w:sz w:val="24"/>
           <w:szCs w:val="24"/>
         </w:rPr>
-        <w:t xml:space="preserve"> Choxóm Limatuj</w:t>
-      </w:r>
+        <w:t xml:space="preserve"> </w:t>
+      </w:r>
+      <w:proofErr w:type="spellStart"/>
+      <w:r>
+        <w:rPr>
+          <w:color w:val="000000" w:themeColor="text1"/>
+          <w:sz w:val="24"/>
+          <w:szCs w:val="24"/>
+        </w:rPr>
+        <w:t>Choxóm</w:t>
+      </w:r>
+      <w:proofErr w:type="spellEnd"/>
+      <w:r>
+        <w:rPr>
+          <w:color w:val="000000" w:themeColor="text1"/>
+          <w:sz w:val="24"/>
+          <w:szCs w:val="24"/>
+        </w:rPr>
+        <w:t xml:space="preserve"> </w:t>
+      </w:r>
+      <w:proofErr w:type="spellStart"/>
+      <w:r>
+        <w:rPr>
+          <w:color w:val="000000" w:themeColor="text1"/>
+          <w:sz w:val="24"/>
+          <w:szCs w:val="24"/>
+        </w:rPr>
+        <w:t>Limatuj</w:t>
+      </w:r>
+      <w:proofErr w:type="spellEnd"/>
       <w:r>
         <w:rPr>
           <w:color w:val="000000" w:themeColor="text1"/>
@@ -1839,8 +1977,36 @@
           <w:sz w:val="24"/>
           <w:szCs w:val="24"/>
         </w:rPr>
-        <w:t>David Eduardo Choxóm Limatuj</w:t>
-      </w:r>
+        <w:t xml:space="preserve">David Eduardo </w:t>
+      </w:r>
+      <w:proofErr w:type="spellStart"/>
+      <w:r>
+        <w:rPr>
+          <w:color w:val="000000" w:themeColor="text1"/>
+          <w:sz w:val="24"/>
+          <w:szCs w:val="24"/>
+        </w:rPr>
+        <w:t>Choxóm</w:t>
+      </w:r>
+      <w:proofErr w:type="spellEnd"/>
+      <w:r>
+        <w:rPr>
+          <w:color w:val="000000" w:themeColor="text1"/>
+          <w:sz w:val="24"/>
+          <w:szCs w:val="24"/>
+        </w:rPr>
+        <w:t xml:space="preserve"> </w:t>
+      </w:r>
+      <w:proofErr w:type="spellStart"/>
+      <w:r>
+        <w:rPr>
+          <w:color w:val="000000" w:themeColor="text1"/>
+          <w:sz w:val="24"/>
+          <w:szCs w:val="24"/>
+        </w:rPr>
+        <w:t>Limatuj</w:t>
+      </w:r>
+      <w:proofErr w:type="spellEnd"/>
       <w:r>
         <w:rPr>
           <w:color w:val="000000" w:themeColor="text1"/>
